--- a/ai_11/vladyslav_troian/epic_3/epic_3_report_vladyslav_troian.docx
+++ b/ai_11/vladyslav_troian/epic_3/epic_3_report_vladyslav_troian.docx
@@ -390,22 +390,6 @@
         <w:jc w:val="center"/>
         <w:rPr>
           <w:rFonts w:ascii="Times New Roman" w:cs="Times New Roman" w:eastAsia="Times New Roman" w:hAnsi="Times New Roman"/>
-          <w:sz w:val="28"/>
-          <w:szCs w:val="28"/>
-        </w:rPr>
-      </w:pPr>
-      <w:r>
-        <w:rPr>
-          <w:rtl w:val="0"/>
-        </w:rPr>
-      </w:r>
-    </w:p>
-    <w:p>
-      <w:pPr>
-        <w:spacing w:line="240" w:lineRule="auto"/>
-        <w:jc w:val="center"/>
-        <w:rPr>
-          <w:rFonts w:ascii="Times New Roman" w:cs="Times New Roman" w:eastAsia="Times New Roman" w:hAnsi="Times New Roman"/>
           <w:b w:val="1"/>
           <w:bCs w:val="1"/>
           <w:smallCaps w:val="1"/>
@@ -547,6 +531,7 @@
     </w:p>
     <w:p>
       <w:pPr>
+        <w:jc w:val="center"/>
         <w:rPr/>
       </w:pPr>
       <w:r>
@@ -557,14 +542,17 @@
     </w:p>
     <w:p>
       <w:pPr>
-        <w:rPr>
-          <w:rFonts w:ascii="Times New Roman" w:cs="Times New Roman" w:eastAsia="Times New Roman" w:hAnsi="Times New Roman"/>
-        </w:rPr>
-      </w:pPr>
-      <w:r>
-        <w:rPr>
-          <w:rtl w:val="0"/>
-        </w:rPr>
+        <w:jc w:val="center"/>
+        <w:rPr>
+          <w:rFonts w:ascii="Times New Roman" w:cs="Times New Roman" w:eastAsia="Times New Roman" w:hAnsi="Times New Roman"/>
+        </w:rPr>
+      </w:pPr>
+      <w:r>
+        <w:rPr>
+          <w:rFonts w:ascii="Times New Roman" w:cs="Times New Roman" w:eastAsia="Times New Roman" w:hAnsi="Times New Roman"/>
+          <w:rtl w:val="0"/>
+        </w:rPr>
+        <w:t xml:space="preserve">Львів 2026</w:t>
       </w:r>
     </w:p>
     <w:p>
@@ -3922,12 +3910,12 @@
           <wp:inline distB="114300" distT="114300" distL="114300" distR="114300">
             <wp:extent cx="5731200" cy="2921000"/>
             <wp:effectExtent b="0" l="0" r="0" t="0"/>
-            <wp:docPr id="15" name="image28.png"/>
+            <wp:docPr id="15" name="image27.png"/>
             <a:graphic>
               <a:graphicData uri="http://schemas.openxmlformats.org/drawingml/2006/picture">
                 <pic:pic>
                   <pic:nvPicPr>
-                    <pic:cNvPr id="0" name="image28.png"/>
+                    <pic:cNvPr id="0" name="image27.png"/>
                     <pic:cNvPicPr preferRelativeResize="0"/>
                   </pic:nvPicPr>
                   <pic:blipFill>
@@ -4044,12 +4032,12 @@
           <wp:inline distB="114300" distT="114300" distL="114300" distR="114300">
             <wp:extent cx="5731200" cy="2692400"/>
             <wp:effectExtent b="0" l="0" r="0" t="0"/>
-            <wp:docPr id="11" name="image29.png"/>
+            <wp:docPr id="11" name="image12.png"/>
             <a:graphic>
               <a:graphicData uri="http://schemas.openxmlformats.org/drawingml/2006/picture">
                 <pic:pic>
                   <pic:nvPicPr>
-                    <pic:cNvPr id="0" name="image29.png"/>
+                    <pic:cNvPr id="0" name="image12.png"/>
                     <pic:cNvPicPr preferRelativeResize="0"/>
                   </pic:nvPicPr>
                   <pic:blipFill>
@@ -4386,12 +4374,12 @@
           <wp:inline distB="114300" distT="114300" distL="114300" distR="114300">
             <wp:extent cx="5381338" cy="7626720"/>
             <wp:effectExtent b="0" l="0" r="0" t="0"/>
-            <wp:docPr id="25" name="image17.png"/>
+            <wp:docPr id="25" name="image23.png"/>
             <a:graphic>
               <a:graphicData uri="http://schemas.openxmlformats.org/drawingml/2006/picture">
                 <pic:pic>
                   <pic:nvPicPr>
-                    <pic:cNvPr id="0" name="image17.png"/>
+                    <pic:cNvPr id="0" name="image23.png"/>
                     <pic:cNvPicPr preferRelativeResize="0"/>
                   </pic:nvPicPr>
                   <pic:blipFill>
@@ -4489,12 +4477,12 @@
           <wp:inline distB="114300" distT="114300" distL="114300" distR="114300">
             <wp:extent cx="5731200" cy="8115300"/>
             <wp:effectExtent b="0" l="0" r="0" t="0"/>
-            <wp:docPr id="4" name="image10.png"/>
+            <wp:docPr id="4" name="image8.png"/>
             <a:graphic>
               <a:graphicData uri="http://schemas.openxmlformats.org/drawingml/2006/picture">
                 <pic:pic>
                   <pic:nvPicPr>
-                    <pic:cNvPr id="0" name="image10.png"/>
+                    <pic:cNvPr id="0" name="image8.png"/>
                     <pic:cNvPicPr preferRelativeResize="0"/>
                   </pic:nvPicPr>
                   <pic:blipFill>
@@ -4628,12 +4616,12 @@
           <wp:inline distB="114300" distT="114300" distL="114300" distR="114300">
             <wp:extent cx="5731200" cy="8115300"/>
             <wp:effectExtent b="0" l="0" r="0" t="0"/>
-            <wp:docPr id="2" name="image8.png"/>
+            <wp:docPr id="2" name="image5.png"/>
             <a:graphic>
               <a:graphicData uri="http://schemas.openxmlformats.org/drawingml/2006/picture">
                 <pic:pic>
                   <pic:nvPicPr>
-                    <pic:cNvPr id="0" name="image8.png"/>
+                    <pic:cNvPr id="0" name="image5.png"/>
                     <pic:cNvPicPr preferRelativeResize="0"/>
                   </pic:nvPicPr>
                   <pic:blipFill>
@@ -4767,12 +4755,12 @@
           <wp:inline distB="114300" distT="114300" distL="114300" distR="114300">
             <wp:extent cx="5734050" cy="5705475"/>
             <wp:effectExtent b="0" l="0" r="0" t="0"/>
-            <wp:docPr id="27" name="image14.png"/>
+            <wp:docPr id="27" name="image16.png"/>
             <a:graphic>
               <a:graphicData uri="http://schemas.openxmlformats.org/drawingml/2006/picture">
                 <pic:pic>
                   <pic:nvPicPr>
-                    <pic:cNvPr id="0" name="image14.png"/>
+                    <pic:cNvPr id="0" name="image16.png"/>
                     <pic:cNvPicPr preferRelativeResize="0"/>
                   </pic:nvPicPr>
                   <pic:blipFill>
@@ -5158,12 +5146,12 @@
           <wp:inline distB="114300" distT="114300" distL="114300" distR="114300">
             <wp:extent cx="5731200" cy="8115300"/>
             <wp:effectExtent b="0" l="0" r="0" t="0"/>
-            <wp:docPr id="18" name="image7.png"/>
+            <wp:docPr id="18" name="image4.png"/>
             <a:graphic>
               <a:graphicData uri="http://schemas.openxmlformats.org/drawingml/2006/picture">
                 <pic:pic>
                   <pic:nvPicPr>
-                    <pic:cNvPr id="0" name="image7.png"/>
+                    <pic:cNvPr id="0" name="image4.png"/>
                     <pic:cNvPicPr preferRelativeResize="0"/>
                   </pic:nvPicPr>
                   <pic:blipFill>
@@ -5297,12 +5285,12 @@
           <wp:inline distB="114300" distT="114300" distL="114300" distR="114300">
             <wp:extent cx="5731200" cy="8115300"/>
             <wp:effectExtent b="0" l="0" r="0" t="0"/>
-            <wp:docPr id="23" name="image15.png"/>
+            <wp:docPr id="23" name="image9.png"/>
             <a:graphic>
               <a:graphicData uri="http://schemas.openxmlformats.org/drawingml/2006/picture">
                 <pic:pic>
                   <pic:nvPicPr>
-                    <pic:cNvPr id="0" name="image15.png"/>
+                    <pic:cNvPr id="0" name="image9.png"/>
                     <pic:cNvPicPr preferRelativeResize="0"/>
                   </pic:nvPicPr>
                   <pic:blipFill>
@@ -5436,12 +5424,12 @@
           <wp:inline distB="114300" distT="114300" distL="114300" distR="114300">
             <wp:extent cx="5734050" cy="4010025"/>
             <wp:effectExtent b="0" l="0" r="0" t="0"/>
-            <wp:docPr id="7" name="image6.png"/>
+            <wp:docPr id="7" name="image2.png"/>
             <a:graphic>
               <a:graphicData uri="http://schemas.openxmlformats.org/drawingml/2006/picture">
                 <pic:pic>
                   <pic:nvPicPr>
-                    <pic:cNvPr id="0" name="image6.png"/>
+                    <pic:cNvPr id="0" name="image2.png"/>
                     <pic:cNvPicPr preferRelativeResize="0"/>
                   </pic:nvPicPr>
                   <pic:blipFill>
@@ -5898,12 +5886,12 @@
           <wp:inline distB="114300" distT="114300" distL="114300" distR="114300">
             <wp:extent cx="5731200" cy="3314700"/>
             <wp:effectExtent b="0" l="0" r="0" t="0"/>
-            <wp:docPr id="13" name="image12.png"/>
+            <wp:docPr id="13" name="image7.png"/>
             <a:graphic>
               <a:graphicData uri="http://schemas.openxmlformats.org/drawingml/2006/picture">
                 <pic:pic>
                   <pic:nvPicPr>
-                    <pic:cNvPr id="0" name="image12.png"/>
+                    <pic:cNvPr id="0" name="image7.png"/>
                     <pic:cNvPicPr preferRelativeResize="0"/>
                   </pic:nvPicPr>
                   <pic:blipFill>
@@ -6056,12 +6044,12 @@
           <wp:inline distB="114300" distT="114300" distL="114300" distR="114300">
             <wp:extent cx="5134726" cy="3332409"/>
             <wp:effectExtent b="0" l="0" r="0" t="0"/>
-            <wp:docPr id="14" name="image27.png"/>
+            <wp:docPr id="14" name="image24.png"/>
             <a:graphic>
               <a:graphicData uri="http://schemas.openxmlformats.org/drawingml/2006/picture">
                 <pic:pic>
                   <pic:nvPicPr>
-                    <pic:cNvPr id="0" name="image27.png"/>
+                    <pic:cNvPr id="0" name="image24.png"/>
                     <pic:cNvPicPr preferRelativeResize="0"/>
                   </pic:nvPicPr>
                   <pic:blipFill>
@@ -6213,12 +6201,12 @@
           <wp:inline distB="114300" distT="114300" distL="114300" distR="114300">
             <wp:extent cx="5386388" cy="3498468"/>
             <wp:effectExtent b="0" l="0" r="0" t="0"/>
-            <wp:docPr id="19" name="image24.png"/>
+            <wp:docPr id="19" name="image17.png"/>
             <a:graphic>
               <a:graphicData uri="http://schemas.openxmlformats.org/drawingml/2006/picture">
                 <pic:pic>
                   <pic:nvPicPr>
-                    <pic:cNvPr id="0" name="image24.png"/>
+                    <pic:cNvPr id="0" name="image17.png"/>
                     <pic:cNvPicPr preferRelativeResize="0"/>
                   </pic:nvPicPr>
                   <pic:blipFill>
@@ -6292,12 +6280,12 @@
           <wp:inline distB="114300" distT="114300" distL="114300" distR="114300">
             <wp:extent cx="5392575" cy="3668795"/>
             <wp:effectExtent b="0" l="0" r="0" t="0"/>
-            <wp:docPr id="1" name="image21.png"/>
+            <wp:docPr id="1" name="image6.png"/>
             <a:graphic>
               <a:graphicData uri="http://schemas.openxmlformats.org/drawingml/2006/picture">
                 <pic:pic>
                   <pic:nvPicPr>
-                    <pic:cNvPr id="0" name="image21.png"/>
+                    <pic:cNvPr id="0" name="image6.png"/>
                     <pic:cNvPicPr preferRelativeResize="0"/>
                   </pic:nvPicPr>
                   <pic:blipFill>
@@ -6373,12 +6361,12 @@
           <wp:inline distB="114300" distT="114300" distL="114300" distR="114300">
             <wp:extent cx="5731200" cy="2819400"/>
             <wp:effectExtent b="0" l="0" r="0" t="0"/>
-            <wp:docPr id="22" name="image25.png"/>
+            <wp:docPr id="22" name="image26.png"/>
             <a:graphic>
               <a:graphicData uri="http://schemas.openxmlformats.org/drawingml/2006/picture">
                 <pic:pic>
                   <pic:nvPicPr>
-                    <pic:cNvPr id="0" name="image25.png"/>
+                    <pic:cNvPr id="0" name="image26.png"/>
                     <pic:cNvPicPr preferRelativeResize="0"/>
                   </pic:nvPicPr>
                   <pic:blipFill>
@@ -6454,12 +6442,12 @@
           <wp:inline distB="114300" distT="114300" distL="114300" distR="114300">
             <wp:extent cx="5731200" cy="3492500"/>
             <wp:effectExtent b="0" l="0" r="0" t="0"/>
-            <wp:docPr id="10" name="image23.png"/>
+            <wp:docPr id="10" name="image11.png"/>
             <a:graphic>
               <a:graphicData uri="http://schemas.openxmlformats.org/drawingml/2006/picture">
                 <pic:pic>
                   <pic:nvPicPr>
-                    <pic:cNvPr id="0" name="image23.png"/>
+                    <pic:cNvPr id="0" name="image11.png"/>
                     <pic:cNvPicPr preferRelativeResize="0"/>
                   </pic:nvPicPr>
                   <pic:blipFill>
@@ -6535,12 +6523,12 @@
           <wp:inline distB="114300" distT="114300" distL="114300" distR="114300">
             <wp:extent cx="5731200" cy="4699000"/>
             <wp:effectExtent b="0" l="0" r="0" t="0"/>
-            <wp:docPr id="20" name="image20.png"/>
+            <wp:docPr id="20" name="image22.png"/>
             <a:graphic>
               <a:graphicData uri="http://schemas.openxmlformats.org/drawingml/2006/picture">
                 <pic:pic>
                   <pic:nvPicPr>
-                    <pic:cNvPr id="0" name="image20.png"/>
+                    <pic:cNvPr id="0" name="image22.png"/>
                     <pic:cNvPicPr preferRelativeResize="0"/>
                   </pic:nvPicPr>
                   <pic:blipFill>
@@ -6818,12 +6806,12 @@
           <wp:inline distB="114300" distT="114300" distL="114300" distR="114300">
             <wp:extent cx="5514975" cy="3838575"/>
             <wp:effectExtent b="0" l="0" r="0" t="0"/>
-            <wp:docPr id="21" name="image13.png"/>
+            <wp:docPr id="21" name="image14.png"/>
             <a:graphic>
               <a:graphicData uri="http://schemas.openxmlformats.org/drawingml/2006/picture">
                 <pic:pic>
                   <pic:nvPicPr>
-                    <pic:cNvPr id="0" name="image13.png"/>
+                    <pic:cNvPr id="0" name="image14.png"/>
                     <pic:cNvPicPr preferRelativeResize="0"/>
                   </pic:nvPicPr>
                   <pic:blipFill>
@@ -6997,12 +6985,12 @@
           <wp:inline distB="114300" distT="114300" distL="114300" distR="114300">
             <wp:extent cx="3819525" cy="828675"/>
             <wp:effectExtent b="0" l="0" r="0" t="0"/>
-            <wp:docPr id="17" name="image5.png"/>
+            <wp:docPr id="17" name="image13.png"/>
             <a:graphic>
               <a:graphicData uri="http://schemas.openxmlformats.org/drawingml/2006/picture">
                 <pic:pic>
                   <pic:nvPicPr>
-                    <pic:cNvPr id="0" name="image5.png"/>
+                    <pic:cNvPr id="0" name="image13.png"/>
                     <pic:cNvPicPr preferRelativeResize="0"/>
                   </pic:nvPicPr>
                   <pic:blipFill>
@@ -7155,12 +7143,12 @@
           <wp:inline distB="114300" distT="114300" distL="114300" distR="114300">
             <wp:extent cx="4371975" cy="2809875"/>
             <wp:effectExtent b="0" l="0" r="0" t="0"/>
-            <wp:docPr id="28" name="image16.png"/>
+            <wp:docPr id="28" name="image29.png"/>
             <a:graphic>
               <a:graphicData uri="http://schemas.openxmlformats.org/drawingml/2006/picture">
                 <pic:pic>
                   <pic:nvPicPr>
-                    <pic:cNvPr id="0" name="image16.png"/>
+                    <pic:cNvPr id="0" name="image29.png"/>
                     <pic:cNvPicPr preferRelativeResize="0"/>
                   </pic:nvPicPr>
                   <pic:blipFill>
@@ -7289,12 +7277,12 @@
           <wp:inline distB="114300" distT="114300" distL="114300" distR="114300">
             <wp:extent cx="5731200" cy="4889500"/>
             <wp:effectExtent b="0" l="0" r="0" t="0"/>
-            <wp:docPr id="24" name="image22.png"/>
+            <wp:docPr id="24" name="image25.png"/>
             <a:graphic>
               <a:graphicData uri="http://schemas.openxmlformats.org/drawingml/2006/picture">
                 <pic:pic>
                   <pic:nvPicPr>
-                    <pic:cNvPr id="0" name="image22.png"/>
+                    <pic:cNvPr id="0" name="image25.png"/>
                     <pic:cNvPicPr preferRelativeResize="0"/>
                   </pic:nvPicPr>
                   <pic:blipFill>
@@ -7374,12 +7362,12 @@
           <wp:inline distB="114300" distT="114300" distL="114300" distR="114300">
             <wp:extent cx="4276725" cy="5781675"/>
             <wp:effectExtent b="0" l="0" r="0" t="0"/>
-            <wp:docPr id="3" name="image11.png"/>
+            <wp:docPr id="3" name="image20.png"/>
             <a:graphic>
               <a:graphicData uri="http://schemas.openxmlformats.org/drawingml/2006/picture">
                 <pic:pic>
                   <pic:nvPicPr>
-                    <pic:cNvPr id="0" name="image11.png"/>
+                    <pic:cNvPr id="0" name="image20.png"/>
                     <pic:cNvPicPr preferRelativeResize="0"/>
                   </pic:nvPicPr>
                   <pic:blipFill>
@@ -7560,12 +7548,12 @@
           <wp:inline distB="114300" distT="114300" distL="114300" distR="114300">
             <wp:extent cx="1838325" cy="1009650"/>
             <wp:effectExtent b="0" l="0" r="0" t="0"/>
-            <wp:docPr id="26" name="image9.png"/>
+            <wp:docPr id="26" name="image21.png"/>
             <a:graphic>
               <a:graphicData uri="http://schemas.openxmlformats.org/drawingml/2006/picture">
                 <pic:pic>
                   <pic:nvPicPr>
-                    <pic:cNvPr id="0" name="image9.png"/>
+                    <pic:cNvPr id="0" name="image21.png"/>
                     <pic:cNvPicPr preferRelativeResize="0"/>
                   </pic:nvPicPr>
                   <pic:blipFill>
@@ -7766,12 +7754,12 @@
           <wp:inline distB="114300" distT="114300" distL="114300" distR="114300">
             <wp:extent cx="1905000" cy="781050"/>
             <wp:effectExtent b="0" l="0" r="0" t="0"/>
-            <wp:docPr id="5" name="image3.png"/>
+            <wp:docPr id="5" name="image10.png"/>
             <a:graphic>
               <a:graphicData uri="http://schemas.openxmlformats.org/drawingml/2006/picture">
                 <pic:pic>
                   <pic:nvPicPr>
-                    <pic:cNvPr id="0" name="image3.png"/>
+                    <pic:cNvPr id="0" name="image10.png"/>
                     <pic:cNvPicPr preferRelativeResize="0"/>
                   </pic:nvPicPr>
                   <pic:blipFill>
@@ -7886,12 +7874,12 @@
           <wp:inline distB="114300" distT="114300" distL="114300" distR="114300">
             <wp:extent cx="5731200" cy="5181600"/>
             <wp:effectExtent b="0" l="0" r="0" t="0"/>
-            <wp:docPr id="29" name="image26.png"/>
+            <wp:docPr id="29" name="image28.png"/>
             <a:graphic>
               <a:graphicData uri="http://schemas.openxmlformats.org/drawingml/2006/picture">
                 <pic:pic>
                   <pic:nvPicPr>
-                    <pic:cNvPr id="0" name="image26.png"/>
+                    <pic:cNvPr id="0" name="image28.png"/>
                     <pic:cNvPicPr preferRelativeResize="0"/>
                   </pic:nvPicPr>
                   <pic:blipFill>
@@ -8043,12 +8031,12 @@
           <wp:inline distB="114300" distT="114300" distL="114300" distR="114300">
             <wp:extent cx="5731200" cy="2565400"/>
             <wp:effectExtent b="0" l="0" r="0" t="0"/>
-            <wp:docPr id="6" name="image4.png"/>
+            <wp:docPr id="6" name="image19.png"/>
             <a:graphic>
               <a:graphicData uri="http://schemas.openxmlformats.org/drawingml/2006/picture">
                 <pic:pic>
                   <pic:nvPicPr>
-                    <pic:cNvPr id="0" name="image4.png"/>
+                    <pic:cNvPr id="0" name="image19.png"/>
                     <pic:cNvPicPr preferRelativeResize="0"/>
                   </pic:nvPicPr>
                   <pic:blipFill>
@@ -8131,12 +8119,12 @@
           <wp:inline distB="114300" distT="114300" distL="114300" distR="114300">
             <wp:extent cx="5731200" cy="4597400"/>
             <wp:effectExtent b="0" l="0" r="0" t="0"/>
-            <wp:docPr id="16" name="image19.png"/>
+            <wp:docPr id="16" name="image15.png"/>
             <a:graphic>
               <a:graphicData uri="http://schemas.openxmlformats.org/drawingml/2006/picture">
                 <pic:pic>
                   <pic:nvPicPr>
-                    <pic:cNvPr id="0" name="image19.png"/>
+                    <pic:cNvPr id="0" name="image15.png"/>
                     <pic:cNvPicPr preferRelativeResize="0"/>
                   </pic:nvPicPr>
                   <pic:blipFill>
@@ -8324,12 +8312,12 @@
           <wp:inline distB="114300" distT="114300" distL="114300" distR="114300">
             <wp:extent cx="5731200" cy="2603500"/>
             <wp:effectExtent b="0" l="0" r="0" t="0"/>
-            <wp:docPr id="12" name="image2.png"/>
+            <wp:docPr id="12" name="image3.png"/>
             <a:graphic>
               <a:graphicData uri="http://schemas.openxmlformats.org/drawingml/2006/picture">
                 <pic:pic>
                   <pic:nvPicPr>
-                    <pic:cNvPr id="0" name="image2.png"/>
+                    <pic:cNvPr id="0" name="image3.png"/>
                     <pic:cNvPicPr preferRelativeResize="0"/>
                   </pic:nvPicPr>
                   <pic:blipFill>

--- a/ai_11/vladyslav_troian/epic_3/epic_3_report_vladyslav_troian.docx
+++ b/ai_11/vladyslav_troian/epic_3/epic_3_report_vladyslav_troian.docx
@@ -82,7 +82,7 @@
           <wp:inline distB="114300" distT="114300" distL="114300" distR="114300">
             <wp:extent cx="3459000" cy="3281854"/>
             <wp:effectExtent b="0" l="0" r="0" t="0"/>
-            <wp:docPr id="9" name="image1.png"/>
+            <wp:docPr id="12" name="image1.png"/>
             <a:graphic>
               <a:graphicData uri="http://schemas.openxmlformats.org/drawingml/2006/picture">
                 <pic:pic>
@@ -960,7 +960,7 @@
       <w:pPr>
         <w:numPr>
           <w:ilvl w:val="0"/>
-          <w:numId w:val="19"/>
+          <w:numId w:val="20"/>
         </w:numPr>
         <w:ind w:left="720" w:hanging="360"/>
       </w:pPr>
@@ -987,7 +987,7 @@
       <w:pPr>
         <w:numPr>
           <w:ilvl w:val="1"/>
-          <w:numId w:val="19"/>
+          <w:numId w:val="20"/>
         </w:numPr>
         <w:spacing w:line="240" w:lineRule="auto"/>
         <w:ind w:left="1440" w:hanging="360"/>
@@ -1006,7 +1006,7 @@
       <w:pPr>
         <w:numPr>
           <w:ilvl w:val="2"/>
-          <w:numId w:val="19"/>
+          <w:numId w:val="20"/>
         </w:numPr>
         <w:spacing w:line="240" w:lineRule="auto"/>
         <w:ind w:left="2160" w:hanging="360"/>
@@ -1031,7 +1031,7 @@
       <w:pPr>
         <w:numPr>
           <w:ilvl w:val="2"/>
-          <w:numId w:val="19"/>
+          <w:numId w:val="20"/>
         </w:numPr>
         <w:spacing w:line="240" w:lineRule="auto"/>
         <w:ind w:left="2160" w:hanging="360"/>
@@ -1065,7 +1065,7 @@
       <w:pPr>
         <w:numPr>
           <w:ilvl w:val="2"/>
-          <w:numId w:val="19"/>
+          <w:numId w:val="20"/>
         </w:numPr>
         <w:spacing w:line="240" w:lineRule="auto"/>
         <w:ind w:left="2160" w:hanging="360"/>
@@ -1095,7 +1095,7 @@
       <w:pPr>
         <w:numPr>
           <w:ilvl w:val="1"/>
-          <w:numId w:val="19"/>
+          <w:numId w:val="20"/>
         </w:numPr>
         <w:spacing w:line="240" w:lineRule="auto"/>
         <w:ind w:left="1440" w:hanging="360"/>
@@ -1119,7 +1119,7 @@
       <w:pPr>
         <w:numPr>
           <w:ilvl w:val="2"/>
-          <w:numId w:val="19"/>
+          <w:numId w:val="20"/>
         </w:numPr>
         <w:spacing w:line="240" w:lineRule="auto"/>
         <w:ind w:left="2160" w:hanging="360"/>
@@ -1144,7 +1144,7 @@
       <w:pPr>
         <w:numPr>
           <w:ilvl w:val="2"/>
-          <w:numId w:val="19"/>
+          <w:numId w:val="20"/>
         </w:numPr>
         <w:spacing w:line="240" w:lineRule="auto"/>
         <w:ind w:left="2160" w:hanging="360"/>
@@ -1169,7 +1169,7 @@
       <w:pPr>
         <w:numPr>
           <w:ilvl w:val="2"/>
-          <w:numId w:val="19"/>
+          <w:numId w:val="20"/>
         </w:numPr>
         <w:spacing w:line="240" w:lineRule="auto"/>
         <w:ind w:left="2160" w:hanging="360"/>
@@ -1194,7 +1194,7 @@
       <w:pPr>
         <w:numPr>
           <w:ilvl w:val="1"/>
-          <w:numId w:val="19"/>
+          <w:numId w:val="20"/>
         </w:numPr>
         <w:spacing w:line="240" w:lineRule="auto"/>
         <w:ind w:left="1440" w:hanging="360"/>
@@ -1228,7 +1228,7 @@
       <w:pPr>
         <w:numPr>
           <w:ilvl w:val="1"/>
-          <w:numId w:val="19"/>
+          <w:numId w:val="20"/>
         </w:numPr>
         <w:spacing w:line="240" w:lineRule="auto"/>
         <w:ind w:left="1440" w:hanging="360"/>
@@ -1252,7 +1252,7 @@
       <w:pPr>
         <w:numPr>
           <w:ilvl w:val="1"/>
-          <w:numId w:val="19"/>
+          <w:numId w:val="20"/>
         </w:numPr>
         <w:spacing w:line="240" w:lineRule="auto"/>
         <w:ind w:left="1440" w:hanging="360"/>
@@ -1281,7 +1281,7 @@
       <w:pPr>
         <w:numPr>
           <w:ilvl w:val="0"/>
-          <w:numId w:val="19"/>
+          <w:numId w:val="20"/>
         </w:numPr>
         <w:ind w:left="720" w:hanging="360"/>
       </w:pPr>
@@ -1308,7 +1308,7 @@
       <w:pPr>
         <w:numPr>
           <w:ilvl w:val="1"/>
-          <w:numId w:val="19"/>
+          <w:numId w:val="20"/>
         </w:numPr>
         <w:spacing w:line="240" w:lineRule="auto"/>
         <w:ind w:left="1440" w:hanging="360"/>
@@ -1327,7 +1327,7 @@
       <w:pPr>
         <w:numPr>
           <w:ilvl w:val="2"/>
-          <w:numId w:val="19"/>
+          <w:numId w:val="20"/>
         </w:numPr>
         <w:spacing w:line="240" w:lineRule="auto"/>
         <w:ind w:left="2160" w:hanging="360"/>
@@ -1352,7 +1352,7 @@
       <w:pPr>
         <w:numPr>
           <w:ilvl w:val="2"/>
-          <w:numId w:val="19"/>
+          <w:numId w:val="20"/>
         </w:numPr>
         <w:spacing w:line="240" w:lineRule="auto"/>
         <w:ind w:left="2160" w:hanging="360"/>
@@ -1386,7 +1386,7 @@
       <w:pPr>
         <w:numPr>
           <w:ilvl w:val="2"/>
-          <w:numId w:val="19"/>
+          <w:numId w:val="20"/>
         </w:numPr>
         <w:spacing w:line="240" w:lineRule="auto"/>
         <w:ind w:left="2160" w:hanging="360"/>
@@ -1411,7 +1411,7 @@
       <w:pPr>
         <w:numPr>
           <w:ilvl w:val="1"/>
-          <w:numId w:val="19"/>
+          <w:numId w:val="20"/>
         </w:numPr>
         <w:spacing w:line="240" w:lineRule="auto"/>
         <w:ind w:left="1440" w:hanging="360"/>
@@ -1435,7 +1435,7 @@
       <w:pPr>
         <w:numPr>
           <w:ilvl w:val="2"/>
-          <w:numId w:val="19"/>
+          <w:numId w:val="20"/>
         </w:numPr>
         <w:spacing w:line="240" w:lineRule="auto"/>
         <w:ind w:left="2160" w:hanging="360"/>
@@ -1460,7 +1460,7 @@
       <w:pPr>
         <w:numPr>
           <w:ilvl w:val="2"/>
-          <w:numId w:val="19"/>
+          <w:numId w:val="20"/>
         </w:numPr>
         <w:spacing w:line="240" w:lineRule="auto"/>
         <w:ind w:left="2160" w:hanging="360"/>
@@ -1485,7 +1485,7 @@
       <w:pPr>
         <w:numPr>
           <w:ilvl w:val="2"/>
-          <w:numId w:val="19"/>
+          <w:numId w:val="20"/>
         </w:numPr>
         <w:spacing w:line="240" w:lineRule="auto"/>
         <w:ind w:left="2160" w:hanging="360"/>
@@ -1510,7 +1510,7 @@
       <w:pPr>
         <w:numPr>
           <w:ilvl w:val="1"/>
-          <w:numId w:val="19"/>
+          <w:numId w:val="20"/>
         </w:numPr>
         <w:spacing w:line="240" w:lineRule="auto"/>
         <w:ind w:left="1440" w:hanging="360"/>
@@ -1549,7 +1549,7 @@
       <w:pPr>
         <w:numPr>
           <w:ilvl w:val="1"/>
-          <w:numId w:val="19"/>
+          <w:numId w:val="20"/>
         </w:numPr>
         <w:spacing w:line="240" w:lineRule="auto"/>
         <w:ind w:left="1440" w:hanging="360"/>
@@ -1587,7 +1587,7 @@
       <w:pPr>
         <w:numPr>
           <w:ilvl w:val="1"/>
-          <w:numId w:val="19"/>
+          <w:numId w:val="20"/>
         </w:numPr>
         <w:spacing w:line="240" w:lineRule="auto"/>
         <w:ind w:left="1440" w:hanging="360"/>
@@ -1625,7 +1625,7 @@
       <w:pPr>
         <w:numPr>
           <w:ilvl w:val="0"/>
-          <w:numId w:val="19"/>
+          <w:numId w:val="20"/>
         </w:numPr>
         <w:ind w:left="720" w:hanging="360"/>
       </w:pPr>
@@ -1652,7 +1652,7 @@
       <w:pPr>
         <w:numPr>
           <w:ilvl w:val="1"/>
-          <w:numId w:val="19"/>
+          <w:numId w:val="20"/>
         </w:numPr>
         <w:spacing w:line="240" w:lineRule="auto"/>
         <w:ind w:left="1440" w:hanging="360"/>
@@ -1671,7 +1671,7 @@
       <w:pPr>
         <w:numPr>
           <w:ilvl w:val="2"/>
-          <w:numId w:val="19"/>
+          <w:numId w:val="20"/>
         </w:numPr>
         <w:spacing w:line="240" w:lineRule="auto"/>
         <w:ind w:left="2160" w:hanging="360"/>
@@ -1695,7 +1695,7 @@
       <w:pPr>
         <w:numPr>
           <w:ilvl w:val="2"/>
-          <w:numId w:val="19"/>
+          <w:numId w:val="20"/>
         </w:numPr>
         <w:spacing w:line="240" w:lineRule="auto"/>
         <w:ind w:left="2160" w:hanging="360"/>
@@ -1728,7 +1728,7 @@
       <w:pPr>
         <w:numPr>
           <w:ilvl w:val="2"/>
-          <w:numId w:val="19"/>
+          <w:numId w:val="20"/>
         </w:numPr>
         <w:spacing w:line="240" w:lineRule="auto"/>
         <w:ind w:left="2160" w:hanging="360"/>
@@ -1752,7 +1752,7 @@
       <w:pPr>
         <w:numPr>
           <w:ilvl w:val="1"/>
-          <w:numId w:val="19"/>
+          <w:numId w:val="20"/>
         </w:numPr>
         <w:spacing w:line="240" w:lineRule="auto"/>
         <w:ind w:left="1440" w:hanging="360"/>
@@ -1776,7 +1776,7 @@
       <w:pPr>
         <w:numPr>
           <w:ilvl w:val="2"/>
-          <w:numId w:val="19"/>
+          <w:numId w:val="20"/>
         </w:numPr>
         <w:spacing w:line="240" w:lineRule="auto"/>
         <w:ind w:left="2160" w:hanging="360"/>
@@ -1801,7 +1801,7 @@
       <w:pPr>
         <w:numPr>
           <w:ilvl w:val="2"/>
-          <w:numId w:val="19"/>
+          <w:numId w:val="20"/>
         </w:numPr>
         <w:spacing w:line="240" w:lineRule="auto"/>
         <w:ind w:left="2160" w:hanging="360"/>
@@ -1826,7 +1826,7 @@
       <w:pPr>
         <w:numPr>
           <w:ilvl w:val="2"/>
-          <w:numId w:val="19"/>
+          <w:numId w:val="20"/>
         </w:numPr>
         <w:spacing w:line="240" w:lineRule="auto"/>
         <w:ind w:left="2160" w:hanging="360"/>
@@ -1851,7 +1851,7 @@
       <w:pPr>
         <w:numPr>
           <w:ilvl w:val="1"/>
-          <w:numId w:val="19"/>
+          <w:numId w:val="20"/>
         </w:numPr>
         <w:spacing w:line="240" w:lineRule="auto"/>
         <w:ind w:left="1440" w:hanging="360"/>
@@ -1890,7 +1890,7 @@
       <w:pPr>
         <w:numPr>
           <w:ilvl w:val="1"/>
-          <w:numId w:val="19"/>
+          <w:numId w:val="20"/>
         </w:numPr>
         <w:spacing w:line="240" w:lineRule="auto"/>
         <w:ind w:left="1440" w:hanging="360"/>
@@ -1928,7 +1928,7 @@
       <w:pPr>
         <w:numPr>
           <w:ilvl w:val="1"/>
-          <w:numId w:val="19"/>
+          <w:numId w:val="20"/>
         </w:numPr>
         <w:spacing w:line="240" w:lineRule="auto"/>
         <w:ind w:left="1440" w:hanging="360"/>
@@ -1966,7 +1966,7 @@
       <w:pPr>
         <w:numPr>
           <w:ilvl w:val="0"/>
-          <w:numId w:val="19"/>
+          <w:numId w:val="20"/>
         </w:numPr>
         <w:ind w:left="720" w:hanging="360"/>
       </w:pPr>
@@ -1993,7 +1993,7 @@
       <w:pPr>
         <w:numPr>
           <w:ilvl w:val="1"/>
-          <w:numId w:val="19"/>
+          <w:numId w:val="20"/>
         </w:numPr>
         <w:spacing w:line="240" w:lineRule="auto"/>
         <w:ind w:left="1440" w:hanging="360"/>
@@ -2012,7 +2012,7 @@
       <w:pPr>
         <w:numPr>
           <w:ilvl w:val="1"/>
-          <w:numId w:val="19"/>
+          <w:numId w:val="20"/>
         </w:numPr>
         <w:spacing w:line="240" w:lineRule="auto"/>
         <w:ind w:left="1440" w:hanging="360"/>
@@ -2036,7 +2036,7 @@
       <w:pPr>
         <w:numPr>
           <w:ilvl w:val="1"/>
-          <w:numId w:val="19"/>
+          <w:numId w:val="20"/>
         </w:numPr>
         <w:spacing w:line="240" w:lineRule="auto"/>
         <w:ind w:left="1440" w:hanging="360"/>
@@ -2075,7 +2075,7 @@
       <w:pPr>
         <w:numPr>
           <w:ilvl w:val="1"/>
-          <w:numId w:val="19"/>
+          <w:numId w:val="20"/>
         </w:numPr>
         <w:spacing w:line="240" w:lineRule="auto"/>
         <w:ind w:left="1440" w:hanging="360"/>
@@ -2113,7 +2113,7 @@
       <w:pPr>
         <w:numPr>
           <w:ilvl w:val="1"/>
-          <w:numId w:val="19"/>
+          <w:numId w:val="20"/>
         </w:numPr>
         <w:spacing w:line="240" w:lineRule="auto"/>
         <w:ind w:left="1440" w:hanging="360"/>
@@ -2151,7 +2151,7 @@
       <w:pPr>
         <w:numPr>
           <w:ilvl w:val="0"/>
-          <w:numId w:val="19"/>
+          <w:numId w:val="20"/>
         </w:numPr>
         <w:ind w:left="720" w:hanging="360"/>
       </w:pPr>
@@ -2178,7 +2178,7 @@
       <w:pPr>
         <w:numPr>
           <w:ilvl w:val="1"/>
-          <w:numId w:val="19"/>
+          <w:numId w:val="20"/>
         </w:numPr>
         <w:spacing w:line="240" w:lineRule="auto"/>
         <w:ind w:left="1440" w:hanging="360"/>
@@ -2197,7 +2197,7 @@
       <w:pPr>
         <w:numPr>
           <w:ilvl w:val="2"/>
-          <w:numId w:val="19"/>
+          <w:numId w:val="20"/>
         </w:numPr>
         <w:spacing w:line="240" w:lineRule="auto"/>
         <w:ind w:left="2160" w:hanging="360"/>
@@ -2221,7 +2221,7 @@
       <w:pPr>
         <w:numPr>
           <w:ilvl w:val="2"/>
-          <w:numId w:val="19"/>
+          <w:numId w:val="20"/>
         </w:numPr>
         <w:spacing w:line="240" w:lineRule="auto"/>
         <w:ind w:left="2160" w:hanging="360"/>
@@ -2255,7 +2255,7 @@
       <w:pPr>
         <w:numPr>
           <w:ilvl w:val="2"/>
-          <w:numId w:val="19"/>
+          <w:numId w:val="20"/>
         </w:numPr>
         <w:spacing w:line="240" w:lineRule="auto"/>
         <w:ind w:left="2160" w:hanging="360"/>
@@ -2279,7 +2279,7 @@
       <w:pPr>
         <w:numPr>
           <w:ilvl w:val="1"/>
-          <w:numId w:val="19"/>
+          <w:numId w:val="20"/>
         </w:numPr>
         <w:spacing w:line="240" w:lineRule="auto"/>
         <w:ind w:left="1440" w:hanging="360"/>
@@ -2303,7 +2303,7 @@
       <w:pPr>
         <w:numPr>
           <w:ilvl w:val="2"/>
-          <w:numId w:val="19"/>
+          <w:numId w:val="20"/>
         </w:numPr>
         <w:spacing w:line="240" w:lineRule="auto"/>
         <w:ind w:left="2160" w:hanging="360"/>
@@ -2328,7 +2328,7 @@
       <w:pPr>
         <w:numPr>
           <w:ilvl w:val="2"/>
-          <w:numId w:val="19"/>
+          <w:numId w:val="20"/>
         </w:numPr>
         <w:spacing w:line="240" w:lineRule="auto"/>
         <w:ind w:left="2160" w:hanging="360"/>
@@ -2352,7 +2352,7 @@
       <w:pPr>
         <w:numPr>
           <w:ilvl w:val="2"/>
-          <w:numId w:val="19"/>
+          <w:numId w:val="20"/>
         </w:numPr>
         <w:spacing w:line="240" w:lineRule="auto"/>
         <w:ind w:left="2160" w:hanging="360"/>
@@ -2377,7 +2377,7 @@
       <w:pPr>
         <w:numPr>
           <w:ilvl w:val="1"/>
-          <w:numId w:val="19"/>
+          <w:numId w:val="20"/>
         </w:numPr>
         <w:spacing w:line="240" w:lineRule="auto"/>
         <w:ind w:left="1440" w:hanging="360"/>
@@ -2416,7 +2416,7 @@
       <w:pPr>
         <w:numPr>
           <w:ilvl w:val="1"/>
-          <w:numId w:val="19"/>
+          <w:numId w:val="20"/>
         </w:numPr>
         <w:spacing w:line="240" w:lineRule="auto"/>
         <w:ind w:left="1440" w:hanging="360"/>
@@ -2440,7 +2440,7 @@
       <w:pPr>
         <w:numPr>
           <w:ilvl w:val="1"/>
-          <w:numId w:val="19"/>
+          <w:numId w:val="20"/>
         </w:numPr>
         <w:spacing w:line="240" w:lineRule="auto"/>
         <w:ind w:left="1440" w:hanging="360"/>
@@ -2464,7 +2464,7 @@
       <w:pPr>
         <w:numPr>
           <w:ilvl w:val="0"/>
-          <w:numId w:val="19"/>
+          <w:numId w:val="20"/>
         </w:numPr>
         <w:ind w:left="720" w:hanging="360"/>
       </w:pPr>
@@ -2491,7 +2491,7 @@
       <w:pPr>
         <w:numPr>
           <w:ilvl w:val="1"/>
-          <w:numId w:val="19"/>
+          <w:numId w:val="20"/>
         </w:numPr>
         <w:spacing w:line="240" w:lineRule="auto"/>
         <w:ind w:left="1440" w:hanging="360"/>
@@ -2510,7 +2510,7 @@
       <w:pPr>
         <w:numPr>
           <w:ilvl w:val="2"/>
-          <w:numId w:val="19"/>
+          <w:numId w:val="20"/>
         </w:numPr>
         <w:spacing w:line="240" w:lineRule="auto"/>
         <w:ind w:left="2160" w:hanging="360"/>
@@ -2534,7 +2534,7 @@
       <w:pPr>
         <w:numPr>
           <w:ilvl w:val="2"/>
-          <w:numId w:val="19"/>
+          <w:numId w:val="20"/>
         </w:numPr>
         <w:spacing w:line="240" w:lineRule="auto"/>
         <w:ind w:left="2160" w:hanging="360"/>
@@ -2567,7 +2567,7 @@
       <w:pPr>
         <w:numPr>
           <w:ilvl w:val="2"/>
-          <w:numId w:val="19"/>
+          <w:numId w:val="20"/>
         </w:numPr>
         <w:spacing w:line="240" w:lineRule="auto"/>
         <w:ind w:left="2160" w:hanging="360"/>
@@ -2591,7 +2591,7 @@
       <w:pPr>
         <w:numPr>
           <w:ilvl w:val="1"/>
-          <w:numId w:val="19"/>
+          <w:numId w:val="20"/>
         </w:numPr>
         <w:spacing w:line="240" w:lineRule="auto"/>
         <w:ind w:left="1440" w:hanging="360"/>
@@ -2615,7 +2615,7 @@
       <w:pPr>
         <w:numPr>
           <w:ilvl w:val="2"/>
-          <w:numId w:val="19"/>
+          <w:numId w:val="20"/>
         </w:numPr>
         <w:spacing w:line="240" w:lineRule="auto"/>
         <w:ind w:left="2160" w:hanging="360"/>
@@ -2640,7 +2640,7 @@
       <w:pPr>
         <w:numPr>
           <w:ilvl w:val="2"/>
-          <w:numId w:val="19"/>
+          <w:numId w:val="20"/>
         </w:numPr>
         <w:spacing w:line="240" w:lineRule="auto"/>
         <w:ind w:left="2160" w:hanging="360"/>
@@ -2665,7 +2665,7 @@
       <w:pPr>
         <w:numPr>
           <w:ilvl w:val="2"/>
-          <w:numId w:val="19"/>
+          <w:numId w:val="20"/>
         </w:numPr>
         <w:spacing w:line="240" w:lineRule="auto"/>
         <w:ind w:left="2160" w:hanging="360"/>
@@ -2690,7 +2690,7 @@
       <w:pPr>
         <w:numPr>
           <w:ilvl w:val="1"/>
-          <w:numId w:val="19"/>
+          <w:numId w:val="20"/>
         </w:numPr>
         <w:spacing w:line="240" w:lineRule="auto"/>
         <w:ind w:left="1440" w:hanging="360"/>
@@ -2729,7 +2729,7 @@
       <w:pPr>
         <w:numPr>
           <w:ilvl w:val="1"/>
-          <w:numId w:val="19"/>
+          <w:numId w:val="20"/>
         </w:numPr>
         <w:spacing w:line="240" w:lineRule="auto"/>
         <w:ind w:left="1440" w:hanging="360"/>
@@ -2767,7 +2767,7 @@
       <w:pPr>
         <w:numPr>
           <w:ilvl w:val="1"/>
-          <w:numId w:val="19"/>
+          <w:numId w:val="20"/>
         </w:numPr>
         <w:spacing w:line="240" w:lineRule="auto"/>
         <w:ind w:left="1440" w:hanging="360"/>
@@ -2791,7 +2791,7 @@
       <w:pPr>
         <w:numPr>
           <w:ilvl w:val="0"/>
-          <w:numId w:val="19"/>
+          <w:numId w:val="20"/>
         </w:numPr>
         <w:ind w:left="720" w:hanging="360"/>
       </w:pPr>
@@ -2818,7 +2818,7 @@
       <w:pPr>
         <w:numPr>
           <w:ilvl w:val="1"/>
-          <w:numId w:val="19"/>
+          <w:numId w:val="20"/>
         </w:numPr>
         <w:spacing w:line="240" w:lineRule="auto"/>
         <w:ind w:left="1440" w:hanging="360"/>
@@ -2837,7 +2837,7 @@
       <w:pPr>
         <w:numPr>
           <w:ilvl w:val="2"/>
-          <w:numId w:val="19"/>
+          <w:numId w:val="20"/>
         </w:numPr>
         <w:spacing w:line="240" w:lineRule="auto"/>
         <w:ind w:left="2160" w:hanging="360"/>
@@ -2861,7 +2861,7 @@
       <w:pPr>
         <w:numPr>
           <w:ilvl w:val="2"/>
-          <w:numId w:val="19"/>
+          <w:numId w:val="20"/>
         </w:numPr>
         <w:spacing w:line="240" w:lineRule="auto"/>
         <w:ind w:left="2160" w:hanging="360"/>
@@ -2894,7 +2894,7 @@
       <w:pPr>
         <w:numPr>
           <w:ilvl w:val="2"/>
-          <w:numId w:val="19"/>
+          <w:numId w:val="20"/>
         </w:numPr>
         <w:spacing w:line="240" w:lineRule="auto"/>
         <w:ind w:left="2160" w:hanging="360"/>
@@ -2918,7 +2918,7 @@
       <w:pPr>
         <w:numPr>
           <w:ilvl w:val="1"/>
-          <w:numId w:val="19"/>
+          <w:numId w:val="20"/>
         </w:numPr>
         <w:spacing w:line="240" w:lineRule="auto"/>
         <w:ind w:left="1440" w:hanging="360"/>
@@ -2942,7 +2942,7 @@
       <w:pPr>
         <w:numPr>
           <w:ilvl w:val="2"/>
-          <w:numId w:val="19"/>
+          <w:numId w:val="20"/>
         </w:numPr>
         <w:spacing w:line="240" w:lineRule="auto"/>
         <w:ind w:left="2160" w:hanging="360"/>
@@ -2967,7 +2967,7 @@
       <w:pPr>
         <w:numPr>
           <w:ilvl w:val="2"/>
-          <w:numId w:val="19"/>
+          <w:numId w:val="20"/>
         </w:numPr>
         <w:spacing w:line="240" w:lineRule="auto"/>
         <w:ind w:left="2160" w:hanging="360"/>
@@ -2992,7 +2992,7 @@
       <w:pPr>
         <w:numPr>
           <w:ilvl w:val="2"/>
-          <w:numId w:val="19"/>
+          <w:numId w:val="20"/>
         </w:numPr>
         <w:spacing w:line="240" w:lineRule="auto"/>
         <w:ind w:left="2160" w:hanging="360"/>
@@ -3022,7 +3022,7 @@
       <w:pPr>
         <w:numPr>
           <w:ilvl w:val="1"/>
-          <w:numId w:val="19"/>
+          <w:numId w:val="20"/>
         </w:numPr>
         <w:spacing w:line="240" w:lineRule="auto"/>
         <w:ind w:left="1440" w:hanging="360"/>
@@ -3061,7 +3061,7 @@
       <w:pPr>
         <w:numPr>
           <w:ilvl w:val="1"/>
-          <w:numId w:val="19"/>
+          <w:numId w:val="20"/>
         </w:numPr>
         <w:spacing w:line="240" w:lineRule="auto"/>
         <w:ind w:left="1440" w:hanging="360"/>
@@ -3103,7 +3103,7 @@
       <w:pPr>
         <w:numPr>
           <w:ilvl w:val="1"/>
-          <w:numId w:val="19"/>
+          <w:numId w:val="20"/>
         </w:numPr>
         <w:spacing w:line="240" w:lineRule="auto"/>
         <w:ind w:left="1440" w:hanging="360"/>
@@ -3127,7 +3127,7 @@
       <w:pPr>
         <w:numPr>
           <w:ilvl w:val="0"/>
-          <w:numId w:val="19"/>
+          <w:numId w:val="20"/>
         </w:numPr>
         <w:ind w:left="720" w:hanging="360"/>
       </w:pPr>
@@ -3154,7 +3154,7 @@
       <w:pPr>
         <w:numPr>
           <w:ilvl w:val="1"/>
-          <w:numId w:val="19"/>
+          <w:numId w:val="20"/>
         </w:numPr>
         <w:spacing w:line="240" w:lineRule="auto"/>
         <w:ind w:left="1440" w:hanging="360"/>
@@ -3173,7 +3173,7 @@
       <w:pPr>
         <w:numPr>
           <w:ilvl w:val="2"/>
-          <w:numId w:val="19"/>
+          <w:numId w:val="20"/>
         </w:numPr>
         <w:spacing w:line="240" w:lineRule="auto"/>
         <w:ind w:left="2160" w:hanging="360"/>
@@ -3197,7 +3197,7 @@
       <w:pPr>
         <w:numPr>
           <w:ilvl w:val="1"/>
-          <w:numId w:val="19"/>
+          <w:numId w:val="20"/>
         </w:numPr>
         <w:spacing w:line="240" w:lineRule="auto"/>
         <w:ind w:left="1440" w:hanging="360"/>
@@ -3221,7 +3221,7 @@
       <w:pPr>
         <w:numPr>
           <w:ilvl w:val="2"/>
-          <w:numId w:val="19"/>
+          <w:numId w:val="20"/>
         </w:numPr>
         <w:spacing w:line="240" w:lineRule="auto"/>
         <w:ind w:left="2160" w:hanging="360"/>
@@ -3246,7 +3246,7 @@
       <w:pPr>
         <w:numPr>
           <w:ilvl w:val="1"/>
-          <w:numId w:val="19"/>
+          <w:numId w:val="20"/>
         </w:numPr>
         <w:spacing w:line="240" w:lineRule="auto"/>
         <w:ind w:left="1440" w:hanging="360"/>
@@ -3285,7 +3285,7 @@
       <w:pPr>
         <w:numPr>
           <w:ilvl w:val="1"/>
-          <w:numId w:val="19"/>
+          <w:numId w:val="20"/>
         </w:numPr>
         <w:spacing w:line="240" w:lineRule="auto"/>
         <w:ind w:left="1440" w:hanging="360"/>
@@ -3323,7 +3323,7 @@
       <w:pPr>
         <w:numPr>
           <w:ilvl w:val="1"/>
-          <w:numId w:val="19"/>
+          <w:numId w:val="20"/>
         </w:numPr>
         <w:spacing w:line="240" w:lineRule="auto"/>
         <w:ind w:left="1440" w:hanging="360"/>
@@ -3641,7 +3641,7 @@
       <w:pPr>
         <w:numPr>
           <w:ilvl w:val="0"/>
-          <w:numId w:val="18"/>
+          <w:numId w:val="19"/>
         </w:numPr>
         <w:ind w:left="1440" w:hanging="360"/>
         <w:rPr>
@@ -3664,7 +3664,7 @@
       <w:pPr>
         <w:numPr>
           <w:ilvl w:val="0"/>
-          <w:numId w:val="18"/>
+          <w:numId w:val="19"/>
         </w:numPr>
         <w:ind w:left="1440" w:hanging="360"/>
         <w:rPr>
@@ -3910,12 +3910,12 @@
           <wp:inline distB="114300" distT="114300" distL="114300" distR="114300">
             <wp:extent cx="5731200" cy="2921000"/>
             <wp:effectExtent b="0" l="0" r="0" t="0"/>
-            <wp:docPr id="15" name="image27.png"/>
+            <wp:docPr id="17" name="image19.png"/>
             <a:graphic>
               <a:graphicData uri="http://schemas.openxmlformats.org/drawingml/2006/picture">
                 <pic:pic>
                   <pic:nvPicPr>
-                    <pic:cNvPr id="0" name="image27.png"/>
+                    <pic:cNvPr id="0" name="image19.png"/>
                     <pic:cNvPicPr preferRelativeResize="0"/>
                   </pic:nvPicPr>
                   <pic:blipFill>
@@ -4032,12 +4032,12 @@
           <wp:inline distB="114300" distT="114300" distL="114300" distR="114300">
             <wp:extent cx="5731200" cy="2692400"/>
             <wp:effectExtent b="0" l="0" r="0" t="0"/>
-            <wp:docPr id="11" name="image12.png"/>
+            <wp:docPr id="13" name="image22.png"/>
             <a:graphic>
               <a:graphicData uri="http://schemas.openxmlformats.org/drawingml/2006/picture">
                 <pic:pic>
                   <pic:nvPicPr>
-                    <pic:cNvPr id="0" name="image12.png"/>
+                    <pic:cNvPr id="0" name="image22.png"/>
                     <pic:cNvPicPr preferRelativeResize="0"/>
                   </pic:nvPicPr>
                   <pic:blipFill>
@@ -4072,137 +4072,47 @@
         <w:jc w:val="center"/>
         <w:rPr>
           <w:rFonts w:ascii="Times New Roman" w:cs="Times New Roman" w:eastAsia="Times New Roman" w:hAnsi="Times New Roman"/>
-          <w:sz w:val="24"/>
-          <w:szCs w:val="24"/>
-        </w:rPr>
-      </w:pPr>
-      <w:r>
-        <w:rPr>
-          <w:rFonts w:ascii="Times New Roman" w:cs="Times New Roman" w:eastAsia="Times New Roman" w:hAnsi="Times New Roman"/>
           <w:i w:val="1"/>
           <w:iCs w:val="1"/>
           <w:color w:val="4a86e8"/>
           <w:sz w:val="20"/>
           <w:szCs w:val="20"/>
+        </w:rPr>
+      </w:pPr>
+      <w:r>
+        <w:rPr>
+          <w:rFonts w:ascii="Times New Roman" w:cs="Times New Roman" w:eastAsia="Times New Roman" w:hAnsi="Times New Roman"/>
+          <w:i w:val="1"/>
+          <w:iCs w:val="1"/>
+          <w:color w:val="4a86e8"/>
+          <w:sz w:val="20"/>
+          <w:szCs w:val="20"/>
           <w:rtl w:val="0"/>
         </w:rPr>
         <w:t xml:space="preserve">Рис. 2 Practice# programming:  Self Practice Task 2</w:t>
       </w:r>
-      <w:r>
-        <w:rPr>
-          <w:rtl w:val="0"/>
-        </w:rPr>
-      </w:r>
-    </w:p>
-    <w:p>
-      <w:pPr>
-        <w:rPr>
-          <w:rFonts w:ascii="Times New Roman" w:cs="Times New Roman" w:eastAsia="Times New Roman" w:hAnsi="Times New Roman"/>
-          <w:sz w:val="24"/>
-          <w:szCs w:val="24"/>
-        </w:rPr>
-      </w:pPr>
-      <w:r>
-        <w:rPr>
-          <w:rFonts w:ascii="Times New Roman" w:cs="Times New Roman" w:eastAsia="Times New Roman" w:hAnsi="Times New Roman"/>
-          <w:sz w:val="24"/>
-          <w:szCs w:val="24"/>
-          <w:rtl w:val="0"/>
-        </w:rPr>
-        <w:t xml:space="preserve">Завдання №7 Result Documentation Report and Outcomes Placement Activities</w:t>
-      </w:r>
     </w:p>
     <w:p>
       <w:pPr>
         <w:numPr>
           <w:ilvl w:val="0"/>
-          <w:numId w:val="6"/>
+          <w:numId w:val="18"/>
         </w:numPr>
         <w:ind w:left="1440" w:hanging="360"/>
         <w:rPr>
           <w:rFonts w:ascii="Times New Roman" w:cs="Times New Roman" w:eastAsia="Times New Roman" w:hAnsi="Times New Roman"/>
-          <w:sz w:val="24"/>
-          <w:szCs w:val="24"/>
-        </w:rPr>
-      </w:pPr>
-      <w:r>
-        <w:rPr>
-          <w:rFonts w:ascii="Times New Roman" w:cs="Times New Roman" w:eastAsia="Times New Roman" w:hAnsi="Times New Roman"/>
-          <w:sz w:val="24"/>
-          <w:szCs w:val="24"/>
-          <w:rtl w:val="0"/>
-        </w:rPr>
-        <w:t xml:space="preserve">Створення звіту</w:t>
-      </w:r>
-    </w:p>
-    <w:p>
-      <w:pPr>
-        <w:rPr>
-          <w:rFonts w:ascii="Times New Roman" w:cs="Times New Roman" w:eastAsia="Times New Roman" w:hAnsi="Times New Roman"/>
-          <w:sz w:val="24"/>
-          <w:szCs w:val="24"/>
-        </w:rPr>
-      </w:pPr>
-      <w:r>
-        <w:rPr>
-          <w:rFonts w:ascii="Times New Roman" w:cs="Times New Roman" w:eastAsia="Times New Roman" w:hAnsi="Times New Roman"/>
-          <w:sz w:val="24"/>
-          <w:szCs w:val="24"/>
-          <w:rtl w:val="0"/>
-        </w:rPr>
-        <w:t xml:space="preserve">Завдання №8 Results Evaluation and Release</w:t>
-      </w:r>
-    </w:p>
-    <w:p>
-      <w:pPr>
-        <w:numPr>
-          <w:ilvl w:val="0"/>
-          <w:numId w:val="3"/>
-        </w:numPr>
-        <w:ind w:left="1440" w:hanging="360"/>
-        <w:rPr>
-          <w:rFonts w:ascii="Times New Roman" w:cs="Times New Roman" w:eastAsia="Times New Roman" w:hAnsi="Times New Roman"/>
-          <w:sz w:val="24"/>
-          <w:szCs w:val="24"/>
-        </w:rPr>
-      </w:pPr>
-      <w:r>
-        <w:rPr>
-          <w:rFonts w:ascii="Times New Roman" w:cs="Times New Roman" w:eastAsia="Times New Roman" w:hAnsi="Times New Roman"/>
-          <w:sz w:val="24"/>
-          <w:szCs w:val="24"/>
-          <w:rtl w:val="0"/>
-        </w:rPr>
-        <w:t xml:space="preserve">Оцінка від учасників команди і захист</w:t>
-      </w:r>
-    </w:p>
-    <w:p>
-      <w:pPr>
-        <w:pStyle w:val="Heading2"/>
-        <w:numPr>
-          <w:ilvl w:val="0"/>
-          <w:numId w:val="12"/>
-        </w:numPr>
-        <w:spacing w:after="0" w:before="40" w:line="276" w:lineRule="auto"/>
-        <w:ind w:left="720" w:hanging="360"/>
-        <w:rPr>
-          <w:rFonts w:ascii="Times New Roman" w:cs="Times New Roman" w:eastAsia="Times New Roman" w:hAnsi="Times New Roman"/>
-          <w:sz w:val="26"/>
-          <w:szCs w:val="26"/>
-        </w:rPr>
-      </w:pPr>
-      <w:bookmarkStart w:colFirst="0" w:colLast="0" w:name="_nwtkre96ful" w:id="4"/>
-      <w:bookmarkEnd w:id="4"/>
-      <w:r>
-        <w:rPr>
-          <w:rFonts w:ascii="Times New Roman" w:cs="Times New Roman" w:eastAsia="Times New Roman" w:hAnsi="Times New Roman"/>
-          <w:b w:val="1"/>
-          <w:bCs w:val="1"/>
-          <w:sz w:val="26"/>
-          <w:szCs w:val="26"/>
-          <w:rtl w:val="0"/>
-        </w:rPr>
-        <w:t xml:space="preserve">Дизайн та планована оцінка часу виконання завдань: </w:t>
+          <w:i w:val="1"/>
+          <w:iCs w:val="1"/>
+        </w:rPr>
+      </w:pPr>
+      <w:r>
+        <w:rPr>
+          <w:rFonts w:ascii="Times New Roman" w:cs="Times New Roman" w:eastAsia="Times New Roman" w:hAnsi="Times New Roman"/>
+          <w:sz w:val="24"/>
+          <w:szCs w:val="24"/>
+          <w:rtl w:val="0"/>
+        </w:rPr>
+        <w:t xml:space="preserve">Завдання 3 “Хелловін”</w:t>
       </w:r>
     </w:p>
     <w:p>
@@ -4218,40 +4128,6 @@
         <w:rPr>
           <w:rtl w:val="0"/>
         </w:rPr>
-        <w:t xml:space="preserve">Програма №1 </w:t>
-      </w:r>
-      <w:r>
-        <w:rPr>
-          <w:rFonts w:ascii="Times New Roman" w:cs="Times New Roman" w:eastAsia="Times New Roman" w:hAnsi="Times New Roman"/>
-          <w:sz w:val="24"/>
-          <w:szCs w:val="24"/>
-          <w:rtl w:val="0"/>
-        </w:rPr>
-        <w:t xml:space="preserve">Lab# programming: Lab 2</w:t>
-      </w:r>
-    </w:p>
-    <w:p>
-      <w:pPr>
-        <w:numPr>
-          <w:ilvl w:val="0"/>
-          <w:numId w:val="16"/>
-        </w:numPr>
-        <w:ind w:left="720" w:hanging="360"/>
-        <w:rPr>
-          <w:rFonts w:ascii="Times New Roman" w:cs="Times New Roman" w:eastAsia="Times New Roman" w:hAnsi="Times New Roman"/>
-          <w:sz w:val="24"/>
-          <w:szCs w:val="24"/>
-          <w:u w:val="none"/>
-        </w:rPr>
-      </w:pPr>
-      <w:r>
-        <w:rPr>
-          <w:rFonts w:ascii="Times New Roman" w:cs="Times New Roman" w:eastAsia="Times New Roman" w:hAnsi="Times New Roman"/>
-          <w:sz w:val="24"/>
-          <w:szCs w:val="24"/>
-          <w:rtl w:val="0"/>
-        </w:rPr>
-        <w:t xml:space="preserve">Час виконання 30хв</w:t>
       </w:r>
     </w:p>
     <w:p>
@@ -4280,36 +4156,8 @@
       </w:pPr>
       <w:r>
         <w:rPr>
-          <w:rFonts w:ascii="Times New Roman" w:cs="Times New Roman" w:eastAsia="Times New Roman" w:hAnsi="Times New Roman"/>
-          <w:sz w:val="24"/>
-          <w:szCs w:val="24"/>
-          <w:rtl w:val="0"/>
-        </w:rPr>
-        <w:t xml:space="preserve">Програма №2 Lab# programming: Lab 3</w:t>
-      </w:r>
-    </w:p>
-    <w:p>
-      <w:pPr>
-        <w:numPr>
-          <w:ilvl w:val="0"/>
-          <w:numId w:val="7"/>
-        </w:numPr>
-        <w:ind w:left="720" w:hanging="360"/>
-        <w:rPr>
-          <w:rFonts w:ascii="Times New Roman" w:cs="Times New Roman" w:eastAsia="Times New Roman" w:hAnsi="Times New Roman"/>
-          <w:sz w:val="24"/>
-          <w:szCs w:val="24"/>
-          <w:u w:val="none"/>
-        </w:rPr>
-      </w:pPr>
-      <w:r>
-        <w:rPr>
-          <w:rFonts w:ascii="Times New Roman" w:cs="Times New Roman" w:eastAsia="Times New Roman" w:hAnsi="Times New Roman"/>
-          <w:sz w:val="24"/>
-          <w:szCs w:val="24"/>
-          <w:rtl w:val="0"/>
-        </w:rPr>
-        <w:t xml:space="preserve">Час виконання 50хв</w:t>
+          <w:rtl w:val="0"/>
+        </w:rPr>
       </w:r>
     </w:p>
     <w:p>
@@ -4323,41 +4171,77 @@
       </w:pPr>
       <w:r>
         <w:rPr>
-          <w:rFonts w:ascii="Times New Roman" w:cs="Times New Roman" w:eastAsia="Times New Roman" w:hAnsi="Times New Roman"/>
-          <w:sz w:val="24"/>
-          <w:szCs w:val="24"/>
-          <w:rtl w:val="0"/>
-        </w:rPr>
-        <w:t xml:space="preserve">Програма №3 Practice# programming: Class Practice Task</w:t>
-      </w:r>
-    </w:p>
-    <w:p>
-      <w:pPr>
-        <w:numPr>
-          <w:ilvl w:val="0"/>
-          <w:numId w:val="4"/>
-        </w:numPr>
-        <w:ind w:left="720" w:hanging="360"/>
-        <w:rPr>
-          <w:rFonts w:ascii="Times New Roman" w:cs="Times New Roman" w:eastAsia="Times New Roman" w:hAnsi="Times New Roman"/>
-          <w:sz w:val="24"/>
-          <w:szCs w:val="24"/>
-          <w:u w:val="none"/>
-        </w:rPr>
-      </w:pPr>
-      <w:r>
-        <w:rPr>
-          <w:rFonts w:ascii="Times New Roman" w:cs="Times New Roman" w:eastAsia="Times New Roman" w:hAnsi="Times New Roman"/>
-          <w:sz w:val="24"/>
-          <w:szCs w:val="24"/>
-          <w:rtl w:val="0"/>
-        </w:rPr>
-        <w:t xml:space="preserve">Блок-схема:</w:t>
-      </w:r>
-    </w:p>
-    <w:p>
-      <w:pPr>
-        <w:jc w:val="center"/>
+          <w:rtl w:val="0"/>
+        </w:rPr>
+      </w:r>
+    </w:p>
+    <w:p>
+      <w:pPr>
+        <w:ind w:left="0" w:firstLine="0"/>
+        <w:rPr>
+          <w:rFonts w:ascii="Times New Roman" w:cs="Times New Roman" w:eastAsia="Times New Roman" w:hAnsi="Times New Roman"/>
+          <w:sz w:val="24"/>
+          <w:szCs w:val="24"/>
+        </w:rPr>
+      </w:pPr>
+      <w:r>
+        <w:rPr>
+          <w:rtl w:val="0"/>
+        </w:rPr>
+      </w:r>
+    </w:p>
+    <w:p>
+      <w:pPr>
+        <w:ind w:left="0" w:firstLine="0"/>
+        <w:rPr>
+          <w:rFonts w:ascii="Times New Roman" w:cs="Times New Roman" w:eastAsia="Times New Roman" w:hAnsi="Times New Roman"/>
+          <w:sz w:val="24"/>
+          <w:szCs w:val="24"/>
+        </w:rPr>
+      </w:pPr>
+      <w:r>
+        <w:rPr>
+          <w:rtl w:val="0"/>
+        </w:rPr>
+      </w:r>
+    </w:p>
+    <w:p>
+      <w:pPr>
+        <w:ind w:left="0" w:firstLine="0"/>
+        <w:rPr>
+          <w:rFonts w:ascii="Times New Roman" w:cs="Times New Roman" w:eastAsia="Times New Roman" w:hAnsi="Times New Roman"/>
+          <w:sz w:val="24"/>
+          <w:szCs w:val="24"/>
+        </w:rPr>
+      </w:pPr>
+      <w:r>
+        <w:rPr>
+          <w:rtl w:val="0"/>
+        </w:rPr>
+      </w:r>
+    </w:p>
+    <w:p>
+      <w:pPr>
+        <w:ind w:left="0" w:firstLine="0"/>
+        <w:rPr>
+          <w:rFonts w:ascii="Times New Roman" w:cs="Times New Roman" w:eastAsia="Times New Roman" w:hAnsi="Times New Roman"/>
+          <w:sz w:val="24"/>
+          <w:szCs w:val="24"/>
+        </w:rPr>
+      </w:pPr>
+      <w:r>
+        <w:rPr>
+          <w:rFonts w:ascii="Times New Roman" w:cs="Times New Roman" w:eastAsia="Times New Roman" w:hAnsi="Times New Roman"/>
+          <w:sz w:val="24"/>
+          <w:szCs w:val="24"/>
+          <w:rtl w:val="0"/>
+        </w:rPr>
+        <w:t xml:space="preserve">Деталі завдання:</w:t>
+      </w:r>
+    </w:p>
+    <w:p>
+      <w:pPr>
+        <w:ind w:left="0" w:firstLine="0"/>
         <w:rPr>
           <w:rFonts w:ascii="Times New Roman" w:cs="Times New Roman" w:eastAsia="Times New Roman" w:hAnsi="Times New Roman"/>
           <w:sz w:val="24"/>
@@ -4372,19 +4256,361 @@
         </w:rPr>
         <w:drawing>
           <wp:inline distB="114300" distT="114300" distL="114300" distR="114300">
-            <wp:extent cx="5381338" cy="7626720"/>
+            <wp:extent cx="5731200" cy="2717800"/>
             <wp:effectExtent b="0" l="0" r="0" t="0"/>
-            <wp:docPr id="25" name="image23.png"/>
+            <wp:docPr id="21" name="image32.png"/>
             <a:graphic>
               <a:graphicData uri="http://schemas.openxmlformats.org/drawingml/2006/picture">
                 <pic:pic>
                   <pic:nvPicPr>
-                    <pic:cNvPr id="0" name="image23.png"/>
+                    <pic:cNvPr id="0" name="image32.png"/>
                     <pic:cNvPicPr preferRelativeResize="0"/>
                   </pic:nvPicPr>
                   <pic:blipFill>
                     <a:blip r:embed="rId15"/>
                     <a:srcRect b="0" l="0" r="0" t="0"/>
+                    <a:stretch>
+                      <a:fillRect/>
+                    </a:stretch>
+                  </pic:blipFill>
+                  <pic:spPr>
+                    <a:xfrm>
+                      <a:off x="0" y="0"/>
+                      <a:ext cx="5731200" cy="2717800"/>
+                    </a:xfrm>
+                    <a:prstGeom prst="rect"/>
+                    <a:ln/>
+                  </pic:spPr>
+                </pic:pic>
+              </a:graphicData>
+            </a:graphic>
+          </wp:inline>
+        </w:drawing>
+      </w:r>
+      <w:r>
+        <w:rPr>
+          <w:rtl w:val="0"/>
+        </w:rPr>
+      </w:r>
+    </w:p>
+    <w:p>
+      <w:pPr>
+        <w:jc w:val="center"/>
+        <w:rPr>
+          <w:rFonts w:ascii="Times New Roman" w:cs="Times New Roman" w:eastAsia="Times New Roman" w:hAnsi="Times New Roman"/>
+          <w:sz w:val="24"/>
+          <w:szCs w:val="24"/>
+        </w:rPr>
+      </w:pPr>
+      <w:r>
+        <w:rPr>
+          <w:rFonts w:ascii="Times New Roman" w:cs="Times New Roman" w:eastAsia="Times New Roman" w:hAnsi="Times New Roman"/>
+          <w:i w:val="1"/>
+          <w:iCs w:val="1"/>
+          <w:color w:val="4a86e8"/>
+          <w:sz w:val="20"/>
+          <w:szCs w:val="20"/>
+          <w:rtl w:val="0"/>
+        </w:rPr>
+        <w:t xml:space="preserve">Рис. 3 Practice# programming:  Self Practice Task 3</w:t>
+      </w:r>
+      <w:r>
+        <w:rPr>
+          <w:rtl w:val="0"/>
+        </w:rPr>
+      </w:r>
+    </w:p>
+    <w:p>
+      <w:pPr>
+        <w:rPr>
+          <w:rFonts w:ascii="Times New Roman" w:cs="Times New Roman" w:eastAsia="Times New Roman" w:hAnsi="Times New Roman"/>
+          <w:sz w:val="24"/>
+          <w:szCs w:val="24"/>
+        </w:rPr>
+      </w:pPr>
+      <w:r>
+        <w:rPr>
+          <w:rFonts w:ascii="Times New Roman" w:cs="Times New Roman" w:eastAsia="Times New Roman" w:hAnsi="Times New Roman"/>
+          <w:sz w:val="24"/>
+          <w:szCs w:val="24"/>
+          <w:rtl w:val="0"/>
+        </w:rPr>
+        <w:t xml:space="preserve">Завдання №7 Result Documentation Report and Outcomes Placement Activities</w:t>
+      </w:r>
+    </w:p>
+    <w:p>
+      <w:pPr>
+        <w:numPr>
+          <w:ilvl w:val="0"/>
+          <w:numId w:val="6"/>
+        </w:numPr>
+        <w:ind w:left="1440" w:hanging="360"/>
+        <w:rPr>
+          <w:rFonts w:ascii="Times New Roman" w:cs="Times New Roman" w:eastAsia="Times New Roman" w:hAnsi="Times New Roman"/>
+          <w:sz w:val="24"/>
+          <w:szCs w:val="24"/>
+        </w:rPr>
+      </w:pPr>
+      <w:r>
+        <w:rPr>
+          <w:rFonts w:ascii="Times New Roman" w:cs="Times New Roman" w:eastAsia="Times New Roman" w:hAnsi="Times New Roman"/>
+          <w:sz w:val="24"/>
+          <w:szCs w:val="24"/>
+          <w:rtl w:val="0"/>
+        </w:rPr>
+        <w:t xml:space="preserve">Створення звіту</w:t>
+      </w:r>
+    </w:p>
+    <w:p>
+      <w:pPr>
+        <w:rPr>
+          <w:rFonts w:ascii="Times New Roman" w:cs="Times New Roman" w:eastAsia="Times New Roman" w:hAnsi="Times New Roman"/>
+          <w:sz w:val="24"/>
+          <w:szCs w:val="24"/>
+        </w:rPr>
+      </w:pPr>
+      <w:r>
+        <w:rPr>
+          <w:rFonts w:ascii="Times New Roman" w:cs="Times New Roman" w:eastAsia="Times New Roman" w:hAnsi="Times New Roman"/>
+          <w:sz w:val="24"/>
+          <w:szCs w:val="24"/>
+          <w:rtl w:val="0"/>
+        </w:rPr>
+        <w:t xml:space="preserve">Завдання №8 Results Evaluation and Release</w:t>
+      </w:r>
+    </w:p>
+    <w:p>
+      <w:pPr>
+        <w:numPr>
+          <w:ilvl w:val="0"/>
+          <w:numId w:val="3"/>
+        </w:numPr>
+        <w:ind w:left="1440" w:hanging="360"/>
+        <w:rPr>
+          <w:rFonts w:ascii="Times New Roman" w:cs="Times New Roman" w:eastAsia="Times New Roman" w:hAnsi="Times New Roman"/>
+          <w:sz w:val="24"/>
+          <w:szCs w:val="24"/>
+        </w:rPr>
+      </w:pPr>
+      <w:r>
+        <w:rPr>
+          <w:rFonts w:ascii="Times New Roman" w:cs="Times New Roman" w:eastAsia="Times New Roman" w:hAnsi="Times New Roman"/>
+          <w:sz w:val="24"/>
+          <w:szCs w:val="24"/>
+          <w:rtl w:val="0"/>
+        </w:rPr>
+        <w:t xml:space="preserve">Оцінка від учасників команди і захист</w:t>
+      </w:r>
+    </w:p>
+    <w:p>
+      <w:pPr>
+        <w:pStyle w:val="Heading2"/>
+        <w:numPr>
+          <w:ilvl w:val="0"/>
+          <w:numId w:val="12"/>
+        </w:numPr>
+        <w:spacing w:after="0" w:before="40" w:line="276" w:lineRule="auto"/>
+        <w:ind w:left="720" w:hanging="360"/>
+        <w:rPr>
+          <w:rFonts w:ascii="Times New Roman" w:cs="Times New Roman" w:eastAsia="Times New Roman" w:hAnsi="Times New Roman"/>
+          <w:sz w:val="26"/>
+          <w:szCs w:val="26"/>
+        </w:rPr>
+      </w:pPr>
+      <w:bookmarkStart w:colFirst="0" w:colLast="0" w:name="_nwtkre96ful" w:id="4"/>
+      <w:bookmarkEnd w:id="4"/>
+      <w:r>
+        <w:rPr>
+          <w:rFonts w:ascii="Times New Roman" w:cs="Times New Roman" w:eastAsia="Times New Roman" w:hAnsi="Times New Roman"/>
+          <w:b w:val="1"/>
+          <w:bCs w:val="1"/>
+          <w:sz w:val="26"/>
+          <w:szCs w:val="26"/>
+          <w:rtl w:val="0"/>
+        </w:rPr>
+        <w:t xml:space="preserve">Дизайн та планована оцінка часу виконання завдань: </w:t>
+      </w:r>
+    </w:p>
+    <w:p>
+      <w:pPr>
+        <w:ind w:left="0" w:firstLine="0"/>
+        <w:rPr>
+          <w:rFonts w:ascii="Times New Roman" w:cs="Times New Roman" w:eastAsia="Times New Roman" w:hAnsi="Times New Roman"/>
+          <w:sz w:val="24"/>
+          <w:szCs w:val="24"/>
+        </w:rPr>
+      </w:pPr>
+      <w:r>
+        <w:rPr>
+          <w:rtl w:val="0"/>
+        </w:rPr>
+        <w:t xml:space="preserve">Програма №1 </w:t>
+      </w:r>
+      <w:r>
+        <w:rPr>
+          <w:rFonts w:ascii="Times New Roman" w:cs="Times New Roman" w:eastAsia="Times New Roman" w:hAnsi="Times New Roman"/>
+          <w:sz w:val="24"/>
+          <w:szCs w:val="24"/>
+          <w:rtl w:val="0"/>
+        </w:rPr>
+        <w:t xml:space="preserve">Lab# programming: Lab 2</w:t>
+      </w:r>
+    </w:p>
+    <w:p>
+      <w:pPr>
+        <w:numPr>
+          <w:ilvl w:val="0"/>
+          <w:numId w:val="16"/>
+        </w:numPr>
+        <w:ind w:left="720" w:hanging="360"/>
+        <w:rPr>
+          <w:rFonts w:ascii="Times New Roman" w:cs="Times New Roman" w:eastAsia="Times New Roman" w:hAnsi="Times New Roman"/>
+          <w:sz w:val="24"/>
+          <w:szCs w:val="24"/>
+          <w:u w:val="none"/>
+        </w:rPr>
+      </w:pPr>
+      <w:r>
+        <w:rPr>
+          <w:rFonts w:ascii="Times New Roman" w:cs="Times New Roman" w:eastAsia="Times New Roman" w:hAnsi="Times New Roman"/>
+          <w:sz w:val="24"/>
+          <w:szCs w:val="24"/>
+          <w:rtl w:val="0"/>
+        </w:rPr>
+        <w:t xml:space="preserve">Час виконання 30хв</w:t>
+      </w:r>
+    </w:p>
+    <w:p>
+      <w:pPr>
+        <w:ind w:left="0" w:firstLine="0"/>
+        <w:rPr>
+          <w:rFonts w:ascii="Times New Roman" w:cs="Times New Roman" w:eastAsia="Times New Roman" w:hAnsi="Times New Roman"/>
+          <w:sz w:val="24"/>
+          <w:szCs w:val="24"/>
+        </w:rPr>
+      </w:pPr>
+      <w:r>
+        <w:rPr>
+          <w:rtl w:val="0"/>
+        </w:rPr>
+      </w:r>
+    </w:p>
+    <w:p>
+      <w:pPr>
+        <w:ind w:left="0" w:firstLine="0"/>
+        <w:rPr>
+          <w:rFonts w:ascii="Times New Roman" w:cs="Times New Roman" w:eastAsia="Times New Roman" w:hAnsi="Times New Roman"/>
+          <w:sz w:val="24"/>
+          <w:szCs w:val="24"/>
+        </w:rPr>
+      </w:pPr>
+      <w:r>
+        <w:rPr>
+          <w:rFonts w:ascii="Times New Roman" w:cs="Times New Roman" w:eastAsia="Times New Roman" w:hAnsi="Times New Roman"/>
+          <w:sz w:val="24"/>
+          <w:szCs w:val="24"/>
+          <w:rtl w:val="0"/>
+        </w:rPr>
+        <w:t xml:space="preserve">Програма №2 Lab# programming: Lab 3</w:t>
+      </w:r>
+    </w:p>
+    <w:p>
+      <w:pPr>
+        <w:numPr>
+          <w:ilvl w:val="0"/>
+          <w:numId w:val="7"/>
+        </w:numPr>
+        <w:ind w:left="720" w:hanging="360"/>
+        <w:rPr>
+          <w:rFonts w:ascii="Times New Roman" w:cs="Times New Roman" w:eastAsia="Times New Roman" w:hAnsi="Times New Roman"/>
+          <w:sz w:val="24"/>
+          <w:szCs w:val="24"/>
+          <w:u w:val="none"/>
+        </w:rPr>
+      </w:pPr>
+      <w:r>
+        <w:rPr>
+          <w:rFonts w:ascii="Times New Roman" w:cs="Times New Roman" w:eastAsia="Times New Roman" w:hAnsi="Times New Roman"/>
+          <w:sz w:val="24"/>
+          <w:szCs w:val="24"/>
+          <w:rtl w:val="0"/>
+        </w:rPr>
+        <w:t xml:space="preserve">Час виконання 50хв</w:t>
+      </w:r>
+    </w:p>
+    <w:p>
+      <w:pPr>
+        <w:ind w:left="0" w:firstLine="0"/>
+        <w:rPr>
+          <w:rFonts w:ascii="Times New Roman" w:cs="Times New Roman" w:eastAsia="Times New Roman" w:hAnsi="Times New Roman"/>
+          <w:sz w:val="24"/>
+          <w:szCs w:val="24"/>
+        </w:rPr>
+      </w:pPr>
+      <w:r>
+        <w:rPr>
+          <w:rFonts w:ascii="Times New Roman" w:cs="Times New Roman" w:eastAsia="Times New Roman" w:hAnsi="Times New Roman"/>
+          <w:sz w:val="24"/>
+          <w:szCs w:val="24"/>
+          <w:rtl w:val="0"/>
+        </w:rPr>
+        <w:t xml:space="preserve">Програма №3 Practice# programming: Class Practice Task</w:t>
+      </w:r>
+    </w:p>
+    <w:p>
+      <w:pPr>
+        <w:numPr>
+          <w:ilvl w:val="0"/>
+          <w:numId w:val="4"/>
+        </w:numPr>
+        <w:ind w:left="720" w:hanging="360"/>
+        <w:rPr>
+          <w:rFonts w:ascii="Times New Roman" w:cs="Times New Roman" w:eastAsia="Times New Roman" w:hAnsi="Times New Roman"/>
+          <w:sz w:val="24"/>
+          <w:szCs w:val="24"/>
+          <w:u w:val="none"/>
+        </w:rPr>
+      </w:pPr>
+      <w:r>
+        <w:rPr>
+          <w:rFonts w:ascii="Times New Roman" w:cs="Times New Roman" w:eastAsia="Times New Roman" w:hAnsi="Times New Roman"/>
+          <w:sz w:val="24"/>
+          <w:szCs w:val="24"/>
+          <w:rtl w:val="0"/>
+        </w:rPr>
+        <w:t xml:space="preserve">Блок-схема:</w:t>
+      </w:r>
+    </w:p>
+    <w:p>
+      <w:pPr>
+        <w:jc w:val="center"/>
+        <w:rPr>
+          <w:rFonts w:ascii="Times New Roman" w:cs="Times New Roman" w:eastAsia="Times New Roman" w:hAnsi="Times New Roman"/>
+          <w:sz w:val="24"/>
+          <w:szCs w:val="24"/>
+        </w:rPr>
+      </w:pPr>
+      <w:r>
+        <w:rPr>
+          <w:rFonts w:ascii="Times New Roman" w:cs="Times New Roman" w:eastAsia="Times New Roman" w:hAnsi="Times New Roman"/>
+          <w:sz w:val="24"/>
+          <w:szCs w:val="24"/>
+        </w:rPr>
+        <w:drawing>
+          <wp:inline distB="114300" distT="114300" distL="114300" distR="114300">
+            <wp:extent cx="5381338" cy="7626720"/>
+            <wp:effectExtent b="0" l="0" r="0" t="0"/>
+            <wp:docPr id="28" name="image14.png"/>
+            <a:graphic>
+              <a:graphicData uri="http://schemas.openxmlformats.org/drawingml/2006/picture">
+                <pic:pic>
+                  <pic:nvPicPr>
+                    <pic:cNvPr id="0" name="image14.png"/>
+                    <pic:cNvPicPr preferRelativeResize="0"/>
+                  </pic:nvPicPr>
+                  <pic:blipFill>
+                    <a:blip r:embed="rId16"/>
+                    <a:srcRect b="0" l="67" r="67" t="0"/>
                     <a:stretch>
                       <a:fillRect/>
                     </a:stretch>
@@ -4431,7 +4657,7 @@
           <w:szCs w:val="20"/>
           <w:rtl w:val="0"/>
         </w:rPr>
-        <w:t xml:space="preserve">Рис. 3 Блок-схема до Practice# programming: Class Practice Task</w:t>
+        <w:t xml:space="preserve">Рис. 4 Блок-схема до Practice# programming: Class Practice Task</w:t>
       </w:r>
     </w:p>
     <w:p>
@@ -4477,7 +4703,146 @@
           <wp:inline distB="114300" distT="114300" distL="114300" distR="114300">
             <wp:extent cx="5731200" cy="8115300"/>
             <wp:effectExtent b="0" l="0" r="0" t="0"/>
-            <wp:docPr id="4" name="image8.png"/>
+            <wp:docPr id="7" name="image9.png"/>
+            <a:graphic>
+              <a:graphicData uri="http://schemas.openxmlformats.org/drawingml/2006/picture">
+                <pic:pic>
+                  <pic:nvPicPr>
+                    <pic:cNvPr id="0" name="image9.png"/>
+                    <pic:cNvPicPr preferRelativeResize="0"/>
+                  </pic:nvPicPr>
+                  <pic:blipFill>
+                    <a:blip r:embed="rId17"/>
+                    <a:srcRect b="0" l="23" r="23" t="0"/>
+                    <a:stretch>
+                      <a:fillRect/>
+                    </a:stretch>
+                  </pic:blipFill>
+                  <pic:spPr>
+                    <a:xfrm>
+                      <a:off x="0" y="0"/>
+                      <a:ext cx="5731200" cy="8115300"/>
+                    </a:xfrm>
+                    <a:prstGeom prst="rect"/>
+                    <a:ln/>
+                  </pic:spPr>
+                </pic:pic>
+              </a:graphicData>
+            </a:graphic>
+          </wp:inline>
+        </w:drawing>
+      </w:r>
+      <w:r>
+        <w:rPr>
+          <w:rtl w:val="0"/>
+        </w:rPr>
+      </w:r>
+    </w:p>
+    <w:p>
+      <w:pPr>
+        <w:jc w:val="center"/>
+        <w:rPr>
+          <w:rFonts w:ascii="Times New Roman" w:cs="Times New Roman" w:eastAsia="Times New Roman" w:hAnsi="Times New Roman"/>
+          <w:i w:val="1"/>
+          <w:iCs w:val="1"/>
+          <w:color w:val="4a86e8"/>
+          <w:sz w:val="20"/>
+          <w:szCs w:val="20"/>
+        </w:rPr>
+      </w:pPr>
+      <w:r>
+        <w:rPr>
+          <w:rFonts w:ascii="Times New Roman" w:cs="Times New Roman" w:eastAsia="Times New Roman" w:hAnsi="Times New Roman"/>
+          <w:i w:val="1"/>
+          <w:iCs w:val="1"/>
+          <w:color w:val="4a86e8"/>
+          <w:sz w:val="20"/>
+          <w:szCs w:val="20"/>
+          <w:rtl w:val="0"/>
+        </w:rPr>
+        <w:t xml:space="preserve">Рис. 5 Блок-схема до Practice# programming: Class Practice Task</w:t>
+      </w:r>
+    </w:p>
+    <w:p>
+      <w:pPr>
+        <w:jc w:val="center"/>
+        <w:rPr>
+          <w:rFonts w:ascii="Times New Roman" w:cs="Times New Roman" w:eastAsia="Times New Roman" w:hAnsi="Times New Roman"/>
+          <w:i w:val="1"/>
+          <w:iCs w:val="1"/>
+          <w:color w:val="4a86e8"/>
+          <w:sz w:val="20"/>
+          <w:szCs w:val="20"/>
+        </w:rPr>
+      </w:pPr>
+      <w:r>
+        <w:rPr>
+          <w:rtl w:val="0"/>
+        </w:rPr>
+      </w:r>
+    </w:p>
+    <w:p>
+      <w:pPr>
+        <w:jc w:val="center"/>
+        <w:rPr>
+          <w:rFonts w:ascii="Times New Roman" w:cs="Times New Roman" w:eastAsia="Times New Roman" w:hAnsi="Times New Roman"/>
+          <w:i w:val="1"/>
+          <w:iCs w:val="1"/>
+          <w:color w:val="4a86e8"/>
+          <w:sz w:val="20"/>
+          <w:szCs w:val="20"/>
+        </w:rPr>
+      </w:pPr>
+      <w:r>
+        <w:rPr>
+          <w:rtl w:val="0"/>
+        </w:rPr>
+      </w:r>
+    </w:p>
+    <w:p>
+      <w:pPr>
+        <w:jc w:val="center"/>
+        <w:rPr>
+          <w:rFonts w:ascii="Times New Roman" w:cs="Times New Roman" w:eastAsia="Times New Roman" w:hAnsi="Times New Roman"/>
+          <w:i w:val="1"/>
+          <w:iCs w:val="1"/>
+          <w:color w:val="4a86e8"/>
+          <w:sz w:val="20"/>
+          <w:szCs w:val="20"/>
+        </w:rPr>
+      </w:pPr>
+      <w:r>
+        <w:rPr>
+          <w:rtl w:val="0"/>
+        </w:rPr>
+      </w:r>
+    </w:p>
+    <w:p>
+      <w:pPr>
+        <w:jc w:val="center"/>
+        <w:rPr>
+          <w:rFonts w:ascii="Times New Roman" w:cs="Times New Roman" w:eastAsia="Times New Roman" w:hAnsi="Times New Roman"/>
+          <w:i w:val="1"/>
+          <w:iCs w:val="1"/>
+          <w:color w:val="4a86e8"/>
+          <w:sz w:val="20"/>
+          <w:szCs w:val="20"/>
+        </w:rPr>
+      </w:pPr>
+      <w:r>
+        <w:rPr>
+          <w:rFonts w:ascii="Times New Roman" w:cs="Times New Roman" w:eastAsia="Times New Roman" w:hAnsi="Times New Roman"/>
+          <w:i w:val="1"/>
+          <w:iCs w:val="1"/>
+          <w:color w:val="4a86e8"/>
+          <w:sz w:val="20"/>
+          <w:szCs w:val="20"/>
+        </w:rPr>
+        <w:drawing>
+          <wp:inline distB="114300" distT="114300" distL="114300" distR="114300">
+            <wp:extent cx="5731200" cy="8115300"/>
+            <wp:effectExtent b="0" l="0" r="0" t="0"/>
+            <wp:docPr id="2" name="image8.png"/>
             <a:graphic>
               <a:graphicData uri="http://schemas.openxmlformats.org/drawingml/2006/picture">
                 <pic:pic>
@@ -4486,7 +4851,7 @@
                     <pic:cNvPicPr preferRelativeResize="0"/>
                   </pic:nvPicPr>
                   <pic:blipFill>
-                    <a:blip r:embed="rId16"/>
+                    <a:blip r:embed="rId18"/>
                     <a:srcRect b="0" l="0" r="0" t="0"/>
                     <a:stretch>
                       <a:fillRect/>
@@ -4534,7 +4899,7 @@
           <w:szCs w:val="20"/>
           <w:rtl w:val="0"/>
         </w:rPr>
-        <w:t xml:space="preserve">Рис. 4 Блок-схема до Practice# programming: Class Practice Task</w:t>
+        <w:t xml:space="preserve">Рис. 6 Блок-схема до Practice# programming: Class Practice Task</w:t>
       </w:r>
     </w:p>
     <w:p>
@@ -4614,157 +4979,18 @@
         </w:rPr>
         <w:drawing>
           <wp:inline distB="114300" distT="114300" distL="114300" distR="114300">
-            <wp:extent cx="5731200" cy="8115300"/>
+            <wp:extent cx="5734050" cy="5705475"/>
             <wp:effectExtent b="0" l="0" r="0" t="0"/>
-            <wp:docPr id="2" name="image5.png"/>
+            <wp:docPr id="30" name="image26.png"/>
             <a:graphic>
               <a:graphicData uri="http://schemas.openxmlformats.org/drawingml/2006/picture">
                 <pic:pic>
                   <pic:nvPicPr>
-                    <pic:cNvPr id="0" name="image5.png"/>
+                    <pic:cNvPr id="0" name="image26.png"/>
                     <pic:cNvPicPr preferRelativeResize="0"/>
                   </pic:nvPicPr>
                   <pic:blipFill>
-                    <a:blip r:embed="rId17"/>
-                    <a:srcRect b="0" l="0" r="0" t="0"/>
-                    <a:stretch>
-                      <a:fillRect/>
-                    </a:stretch>
-                  </pic:blipFill>
-                  <pic:spPr>
-                    <a:xfrm>
-                      <a:off x="0" y="0"/>
-                      <a:ext cx="5731200" cy="8115300"/>
-                    </a:xfrm>
-                    <a:prstGeom prst="rect"/>
-                    <a:ln/>
-                  </pic:spPr>
-                </pic:pic>
-              </a:graphicData>
-            </a:graphic>
-          </wp:inline>
-        </w:drawing>
-      </w:r>
-      <w:r>
-        <w:rPr>
-          <w:rtl w:val="0"/>
-        </w:rPr>
-      </w:r>
-    </w:p>
-    <w:p>
-      <w:pPr>
-        <w:jc w:val="center"/>
-        <w:rPr>
-          <w:rFonts w:ascii="Times New Roman" w:cs="Times New Roman" w:eastAsia="Times New Roman" w:hAnsi="Times New Roman"/>
-          <w:i w:val="1"/>
-          <w:iCs w:val="1"/>
-          <w:color w:val="4a86e8"/>
-          <w:sz w:val="20"/>
-          <w:szCs w:val="20"/>
-        </w:rPr>
-      </w:pPr>
-      <w:r>
-        <w:rPr>
-          <w:rFonts w:ascii="Times New Roman" w:cs="Times New Roman" w:eastAsia="Times New Roman" w:hAnsi="Times New Roman"/>
-          <w:i w:val="1"/>
-          <w:iCs w:val="1"/>
-          <w:color w:val="4a86e8"/>
-          <w:sz w:val="20"/>
-          <w:szCs w:val="20"/>
-          <w:rtl w:val="0"/>
-        </w:rPr>
-        <w:t xml:space="preserve">Рис. 5 Блок-схема до Practice# programming: Class Practice Task</w:t>
-      </w:r>
-    </w:p>
-    <w:p>
-      <w:pPr>
-        <w:jc w:val="center"/>
-        <w:rPr>
-          <w:rFonts w:ascii="Times New Roman" w:cs="Times New Roman" w:eastAsia="Times New Roman" w:hAnsi="Times New Roman"/>
-          <w:i w:val="1"/>
-          <w:iCs w:val="1"/>
-          <w:color w:val="4a86e8"/>
-          <w:sz w:val="20"/>
-          <w:szCs w:val="20"/>
-        </w:rPr>
-      </w:pPr>
-      <w:r>
-        <w:rPr>
-          <w:rtl w:val="0"/>
-        </w:rPr>
-      </w:r>
-    </w:p>
-    <w:p>
-      <w:pPr>
-        <w:jc w:val="center"/>
-        <w:rPr>
-          <w:rFonts w:ascii="Times New Roman" w:cs="Times New Roman" w:eastAsia="Times New Roman" w:hAnsi="Times New Roman"/>
-          <w:i w:val="1"/>
-          <w:iCs w:val="1"/>
-          <w:color w:val="4a86e8"/>
-          <w:sz w:val="20"/>
-          <w:szCs w:val="20"/>
-        </w:rPr>
-      </w:pPr>
-      <w:r>
-        <w:rPr>
-          <w:rtl w:val="0"/>
-        </w:rPr>
-      </w:r>
-    </w:p>
-    <w:p>
-      <w:pPr>
-        <w:jc w:val="center"/>
-        <w:rPr>
-          <w:rFonts w:ascii="Times New Roman" w:cs="Times New Roman" w:eastAsia="Times New Roman" w:hAnsi="Times New Roman"/>
-          <w:i w:val="1"/>
-          <w:iCs w:val="1"/>
-          <w:color w:val="4a86e8"/>
-          <w:sz w:val="20"/>
-          <w:szCs w:val="20"/>
-        </w:rPr>
-      </w:pPr>
-      <w:r>
-        <w:rPr>
-          <w:rtl w:val="0"/>
-        </w:rPr>
-      </w:r>
-    </w:p>
-    <w:p>
-      <w:pPr>
-        <w:jc w:val="center"/>
-        <w:rPr>
-          <w:rFonts w:ascii="Times New Roman" w:cs="Times New Roman" w:eastAsia="Times New Roman" w:hAnsi="Times New Roman"/>
-          <w:i w:val="1"/>
-          <w:iCs w:val="1"/>
-          <w:color w:val="4a86e8"/>
-          <w:sz w:val="20"/>
-          <w:szCs w:val="20"/>
-        </w:rPr>
-      </w:pPr>
-      <w:r>
-        <w:rPr>
-          <w:rFonts w:ascii="Times New Roman" w:cs="Times New Roman" w:eastAsia="Times New Roman" w:hAnsi="Times New Roman"/>
-          <w:i w:val="1"/>
-          <w:iCs w:val="1"/>
-          <w:color w:val="4a86e8"/>
-          <w:sz w:val="20"/>
-          <w:szCs w:val="20"/>
-        </w:rPr>
-        <w:drawing>
-          <wp:inline distB="114300" distT="114300" distL="114300" distR="114300">
-            <wp:extent cx="5734050" cy="5705475"/>
-            <wp:effectExtent b="0" l="0" r="0" t="0"/>
-            <wp:docPr id="27" name="image16.png"/>
-            <a:graphic>
-              <a:graphicData uri="http://schemas.openxmlformats.org/drawingml/2006/picture">
-                <pic:pic>
-                  <pic:nvPicPr>
-                    <pic:cNvPr id="0" name="image16.png"/>
-                    <pic:cNvPicPr preferRelativeResize="0"/>
-                  </pic:nvPicPr>
-                  <pic:blipFill>
-                    <a:blip r:embed="rId18"/>
+                    <a:blip r:embed="rId19"/>
                     <a:srcRect b="29695" l="0" r="0" t="0"/>
                     <a:stretch>
                       <a:fillRect/>
@@ -4812,7 +5038,7 @@
           <w:szCs w:val="20"/>
           <w:rtl w:val="0"/>
         </w:rPr>
-        <w:t xml:space="preserve">Рис. 6 Блок-схема до Practice# programming: Class Practice Task</w:t>
+        <w:t xml:space="preserve">Рис. 7 Блок-схема до Practice# programming: Class Practice Task</w:t>
       </w:r>
     </w:p>
     <w:p>
@@ -5146,151 +5372,12 @@
           <wp:inline distB="114300" distT="114300" distL="114300" distR="114300">
             <wp:extent cx="5731200" cy="8115300"/>
             <wp:effectExtent b="0" l="0" r="0" t="0"/>
-            <wp:docPr id="18" name="image4.png"/>
+            <wp:docPr id="20" name="image4.png"/>
             <a:graphic>
               <a:graphicData uri="http://schemas.openxmlformats.org/drawingml/2006/picture">
                 <pic:pic>
                   <pic:nvPicPr>
                     <pic:cNvPr id="0" name="image4.png"/>
-                    <pic:cNvPicPr preferRelativeResize="0"/>
-                  </pic:nvPicPr>
-                  <pic:blipFill>
-                    <a:blip r:embed="rId19"/>
-                    <a:srcRect b="0" l="0" r="0" t="0"/>
-                    <a:stretch>
-                      <a:fillRect/>
-                    </a:stretch>
-                  </pic:blipFill>
-                  <pic:spPr>
-                    <a:xfrm>
-                      <a:off x="0" y="0"/>
-                      <a:ext cx="5731200" cy="8115300"/>
-                    </a:xfrm>
-                    <a:prstGeom prst="rect"/>
-                    <a:ln/>
-                  </pic:spPr>
-                </pic:pic>
-              </a:graphicData>
-            </a:graphic>
-          </wp:inline>
-        </w:drawing>
-      </w:r>
-      <w:r>
-        <w:rPr>
-          <w:rtl w:val="0"/>
-        </w:rPr>
-      </w:r>
-    </w:p>
-    <w:p>
-      <w:pPr>
-        <w:jc w:val="center"/>
-        <w:rPr>
-          <w:rFonts w:ascii="Times New Roman" w:cs="Times New Roman" w:eastAsia="Times New Roman" w:hAnsi="Times New Roman"/>
-          <w:i w:val="1"/>
-          <w:iCs w:val="1"/>
-          <w:color w:val="4a86e8"/>
-          <w:sz w:val="20"/>
-          <w:szCs w:val="20"/>
-        </w:rPr>
-      </w:pPr>
-      <w:r>
-        <w:rPr>
-          <w:rFonts w:ascii="Times New Roman" w:cs="Times New Roman" w:eastAsia="Times New Roman" w:hAnsi="Times New Roman"/>
-          <w:i w:val="1"/>
-          <w:iCs w:val="1"/>
-          <w:color w:val="4a86e8"/>
-          <w:sz w:val="20"/>
-          <w:szCs w:val="20"/>
-          <w:rtl w:val="0"/>
-        </w:rPr>
-        <w:t xml:space="preserve">Рис. 7 Блок-схема до Practice# programming: Class Practice Task</w:t>
-      </w:r>
-    </w:p>
-    <w:p>
-      <w:pPr>
-        <w:jc w:val="center"/>
-        <w:rPr>
-          <w:rFonts w:ascii="Times New Roman" w:cs="Times New Roman" w:eastAsia="Times New Roman" w:hAnsi="Times New Roman"/>
-          <w:i w:val="1"/>
-          <w:iCs w:val="1"/>
-          <w:color w:val="4a86e8"/>
-          <w:sz w:val="20"/>
-          <w:szCs w:val="20"/>
-        </w:rPr>
-      </w:pPr>
-      <w:r>
-        <w:rPr>
-          <w:rtl w:val="0"/>
-        </w:rPr>
-      </w:r>
-    </w:p>
-    <w:p>
-      <w:pPr>
-        <w:jc w:val="center"/>
-        <w:rPr>
-          <w:rFonts w:ascii="Times New Roman" w:cs="Times New Roman" w:eastAsia="Times New Roman" w:hAnsi="Times New Roman"/>
-          <w:i w:val="1"/>
-          <w:iCs w:val="1"/>
-          <w:color w:val="4a86e8"/>
-          <w:sz w:val="20"/>
-          <w:szCs w:val="20"/>
-        </w:rPr>
-      </w:pPr>
-      <w:r>
-        <w:rPr>
-          <w:rtl w:val="0"/>
-        </w:rPr>
-      </w:r>
-    </w:p>
-    <w:p>
-      <w:pPr>
-        <w:jc w:val="left"/>
-        <w:rPr>
-          <w:rFonts w:ascii="Times New Roman" w:cs="Times New Roman" w:eastAsia="Times New Roman" w:hAnsi="Times New Roman"/>
-          <w:i w:val="1"/>
-          <w:iCs w:val="1"/>
-          <w:color w:val="4a86e8"/>
-          <w:sz w:val="20"/>
-          <w:szCs w:val="20"/>
-        </w:rPr>
-      </w:pPr>
-      <w:r>
-        <w:rPr>
-          <w:rtl w:val="0"/>
-        </w:rPr>
-      </w:r>
-    </w:p>
-    <w:p>
-      <w:pPr>
-        <w:jc w:val="center"/>
-        <w:rPr>
-          <w:rFonts w:ascii="Times New Roman" w:cs="Times New Roman" w:eastAsia="Times New Roman" w:hAnsi="Times New Roman"/>
-          <w:i w:val="1"/>
-          <w:iCs w:val="1"/>
-          <w:color w:val="4a86e8"/>
-          <w:sz w:val="20"/>
-          <w:szCs w:val="20"/>
-        </w:rPr>
-      </w:pPr>
-      <w:r>
-        <w:rPr>
-          <w:rFonts w:ascii="Times New Roman" w:cs="Times New Roman" w:eastAsia="Times New Roman" w:hAnsi="Times New Roman"/>
-          <w:i w:val="1"/>
-          <w:iCs w:val="1"/>
-          <w:color w:val="4a86e8"/>
-          <w:sz w:val="20"/>
-          <w:szCs w:val="20"/>
-        </w:rPr>
-        <w:drawing>
-          <wp:inline distB="114300" distT="114300" distL="114300" distR="114300">
-            <wp:extent cx="5731200" cy="8115300"/>
-            <wp:effectExtent b="0" l="0" r="0" t="0"/>
-            <wp:docPr id="23" name="image9.png"/>
-            <a:graphic>
-              <a:graphicData uri="http://schemas.openxmlformats.org/drawingml/2006/picture">
-                <pic:pic>
-                  <pic:nvPicPr>
-                    <pic:cNvPr id="0" name="image9.png"/>
                     <pic:cNvPicPr preferRelativeResize="0"/>
                   </pic:nvPicPr>
                   <pic:blipFill>
@@ -5422,18 +5509,157 @@
         </w:rPr>
         <w:drawing>
           <wp:inline distB="114300" distT="114300" distL="114300" distR="114300">
-            <wp:extent cx="5734050" cy="4010025"/>
+            <wp:extent cx="5731200" cy="8115300"/>
             <wp:effectExtent b="0" l="0" r="0" t="0"/>
-            <wp:docPr id="7" name="image2.png"/>
+            <wp:docPr id="26" name="image15.png"/>
             <a:graphic>
               <a:graphicData uri="http://schemas.openxmlformats.org/drawingml/2006/picture">
                 <pic:pic>
                   <pic:nvPicPr>
-                    <pic:cNvPr id="0" name="image2.png"/>
+                    <pic:cNvPr id="0" name="image15.png"/>
                     <pic:cNvPicPr preferRelativeResize="0"/>
                   </pic:nvPicPr>
                   <pic:blipFill>
                     <a:blip r:embed="rId21"/>
+                    <a:srcRect b="0" l="0" r="0" t="0"/>
+                    <a:stretch>
+                      <a:fillRect/>
+                    </a:stretch>
+                  </pic:blipFill>
+                  <pic:spPr>
+                    <a:xfrm>
+                      <a:off x="0" y="0"/>
+                      <a:ext cx="5731200" cy="8115300"/>
+                    </a:xfrm>
+                    <a:prstGeom prst="rect"/>
+                    <a:ln/>
+                  </pic:spPr>
+                </pic:pic>
+              </a:graphicData>
+            </a:graphic>
+          </wp:inline>
+        </w:drawing>
+      </w:r>
+      <w:r>
+        <w:rPr>
+          <w:rtl w:val="0"/>
+        </w:rPr>
+      </w:r>
+    </w:p>
+    <w:p>
+      <w:pPr>
+        <w:jc w:val="center"/>
+        <w:rPr>
+          <w:rFonts w:ascii="Times New Roman" w:cs="Times New Roman" w:eastAsia="Times New Roman" w:hAnsi="Times New Roman"/>
+          <w:i w:val="1"/>
+          <w:iCs w:val="1"/>
+          <w:color w:val="4a86e8"/>
+          <w:sz w:val="20"/>
+          <w:szCs w:val="20"/>
+        </w:rPr>
+      </w:pPr>
+      <w:r>
+        <w:rPr>
+          <w:rFonts w:ascii="Times New Roman" w:cs="Times New Roman" w:eastAsia="Times New Roman" w:hAnsi="Times New Roman"/>
+          <w:i w:val="1"/>
+          <w:iCs w:val="1"/>
+          <w:color w:val="4a86e8"/>
+          <w:sz w:val="20"/>
+          <w:szCs w:val="20"/>
+          <w:rtl w:val="0"/>
+        </w:rPr>
+        <w:t xml:space="preserve">Рис. 9 Блок-схема до Practice# programming: Class Practice Task</w:t>
+      </w:r>
+    </w:p>
+    <w:p>
+      <w:pPr>
+        <w:jc w:val="center"/>
+        <w:rPr>
+          <w:rFonts w:ascii="Times New Roman" w:cs="Times New Roman" w:eastAsia="Times New Roman" w:hAnsi="Times New Roman"/>
+          <w:i w:val="1"/>
+          <w:iCs w:val="1"/>
+          <w:color w:val="4a86e8"/>
+          <w:sz w:val="20"/>
+          <w:szCs w:val="20"/>
+        </w:rPr>
+      </w:pPr>
+      <w:r>
+        <w:rPr>
+          <w:rtl w:val="0"/>
+        </w:rPr>
+      </w:r>
+    </w:p>
+    <w:p>
+      <w:pPr>
+        <w:jc w:val="center"/>
+        <w:rPr>
+          <w:rFonts w:ascii="Times New Roman" w:cs="Times New Roman" w:eastAsia="Times New Roman" w:hAnsi="Times New Roman"/>
+          <w:i w:val="1"/>
+          <w:iCs w:val="1"/>
+          <w:color w:val="4a86e8"/>
+          <w:sz w:val="20"/>
+          <w:szCs w:val="20"/>
+        </w:rPr>
+      </w:pPr>
+      <w:r>
+        <w:rPr>
+          <w:rtl w:val="0"/>
+        </w:rPr>
+      </w:r>
+    </w:p>
+    <w:p>
+      <w:pPr>
+        <w:jc w:val="left"/>
+        <w:rPr>
+          <w:rFonts w:ascii="Times New Roman" w:cs="Times New Roman" w:eastAsia="Times New Roman" w:hAnsi="Times New Roman"/>
+          <w:i w:val="1"/>
+          <w:iCs w:val="1"/>
+          <w:color w:val="4a86e8"/>
+          <w:sz w:val="20"/>
+          <w:szCs w:val="20"/>
+        </w:rPr>
+      </w:pPr>
+      <w:r>
+        <w:rPr>
+          <w:rtl w:val="0"/>
+        </w:rPr>
+      </w:r>
+    </w:p>
+    <w:p>
+      <w:pPr>
+        <w:jc w:val="center"/>
+        <w:rPr>
+          <w:rFonts w:ascii="Times New Roman" w:cs="Times New Roman" w:eastAsia="Times New Roman" w:hAnsi="Times New Roman"/>
+          <w:i w:val="1"/>
+          <w:iCs w:val="1"/>
+          <w:color w:val="4a86e8"/>
+          <w:sz w:val="20"/>
+          <w:szCs w:val="20"/>
+        </w:rPr>
+      </w:pPr>
+      <w:r>
+        <w:rPr>
+          <w:rFonts w:ascii="Times New Roman" w:cs="Times New Roman" w:eastAsia="Times New Roman" w:hAnsi="Times New Roman"/>
+          <w:i w:val="1"/>
+          <w:iCs w:val="1"/>
+          <w:color w:val="4a86e8"/>
+          <w:sz w:val="20"/>
+          <w:szCs w:val="20"/>
+        </w:rPr>
+        <w:drawing>
+          <wp:inline distB="114300" distT="114300" distL="114300" distR="114300">
+            <wp:extent cx="5734050" cy="4010025"/>
+            <wp:effectExtent b="0" l="0" r="0" t="0"/>
+            <wp:docPr id="10" name="image10.png"/>
+            <a:graphic>
+              <a:graphicData uri="http://schemas.openxmlformats.org/drawingml/2006/picture">
+                <pic:pic>
+                  <pic:nvPicPr>
+                    <pic:cNvPr id="0" name="image10.png"/>
+                    <pic:cNvPicPr preferRelativeResize="0"/>
+                  </pic:nvPicPr>
+                  <pic:blipFill>
+                    <a:blip r:embed="rId22"/>
                     <a:srcRect b="50587" l="0" r="0" t="0"/>
                     <a:stretch>
                       <a:fillRect/>
@@ -5481,7 +5707,7 @@
           <w:szCs w:val="20"/>
           <w:rtl w:val="0"/>
         </w:rPr>
-        <w:t xml:space="preserve">Рис. 9 Блок-схема до Practice# programming: Class Practice Task</w:t>
+        <w:t xml:space="preserve">Рис. 10 Блок-схема до Practice# programming: Class Practice Task</w:t>
       </w:r>
     </w:p>
     <w:p>
@@ -5886,16 +6112,16 @@
           <wp:inline distB="114300" distT="114300" distL="114300" distR="114300">
             <wp:extent cx="5731200" cy="3314700"/>
             <wp:effectExtent b="0" l="0" r="0" t="0"/>
-            <wp:docPr id="13" name="image7.png"/>
+            <wp:docPr id="15" name="image11.png"/>
             <a:graphic>
               <a:graphicData uri="http://schemas.openxmlformats.org/drawingml/2006/picture">
                 <pic:pic>
                   <pic:nvPicPr>
-                    <pic:cNvPr id="0" name="image7.png"/>
+                    <pic:cNvPr id="0" name="image11.png"/>
                     <pic:cNvPicPr preferRelativeResize="0"/>
                   </pic:nvPicPr>
                   <pic:blipFill>
-                    <a:blip r:embed="rId22"/>
+                    <a:blip r:embed="rId23"/>
                     <a:srcRect b="0" l="0" r="0" t="0"/>
                     <a:stretch>
                       <a:fillRect/>
@@ -5942,7 +6168,7 @@
           <w:szCs w:val="20"/>
           <w:rtl w:val="0"/>
         </w:rPr>
-        <w:t xml:space="preserve">Рис. 10 Lab# programming: Lab 2</w:t>
+        <w:t xml:space="preserve">Рис. 11 Lab# programming: Lab 2</w:t>
       </w:r>
       <w:r>
         <w:rPr>
@@ -5955,7 +6181,7 @@
         <w:ind w:left="0" w:firstLine="0"/>
         <w:rPr/>
       </w:pPr>
-      <w:hyperlink r:id="rId23">
+      <w:hyperlink r:id="rId24">
         <w:r>
           <w:rPr>
             <w:color w:val="1155cc"/>
@@ -6044,16 +6270,16 @@
           <wp:inline distB="114300" distT="114300" distL="114300" distR="114300">
             <wp:extent cx="5134726" cy="3332409"/>
             <wp:effectExtent b="0" l="0" r="0" t="0"/>
-            <wp:docPr id="14" name="image24.png"/>
+            <wp:docPr id="16" name="image28.png"/>
             <a:graphic>
               <a:graphicData uri="http://schemas.openxmlformats.org/drawingml/2006/picture">
                 <pic:pic>
                   <pic:nvPicPr>
-                    <pic:cNvPr id="0" name="image24.png"/>
+                    <pic:cNvPr id="0" name="image28.png"/>
                     <pic:cNvPicPr preferRelativeResize="0"/>
                   </pic:nvPicPr>
                   <pic:blipFill>
-                    <a:blip r:embed="rId24"/>
+                    <a:blip r:embed="rId25"/>
                     <a:srcRect b="0" l="0" r="0" t="0"/>
                     <a:stretch>
                       <a:fillRect/>
@@ -6101,18 +6327,18 @@
           <w:szCs w:val="20"/>
           <w:rtl w:val="0"/>
         </w:rPr>
-        <w:t xml:space="preserve">Рис. 11 Lab# programming: Lab 3</w:t>
-      </w:r>
-    </w:p>
-    <w:p>
-      <w:pPr>
-        <w:rPr>
-          <w:rFonts w:ascii="Times New Roman" w:cs="Times New Roman" w:eastAsia="Times New Roman" w:hAnsi="Times New Roman"/>
-          <w:sz w:val="24"/>
-          <w:szCs w:val="24"/>
-        </w:rPr>
-      </w:pPr>
-      <w:hyperlink r:id="rId25">
+        <w:t xml:space="preserve">Рис. 12 Lab# programming: Lab 3</w:t>
+      </w:r>
+    </w:p>
+    <w:p>
+      <w:pPr>
+        <w:rPr>
+          <w:rFonts w:ascii="Times New Roman" w:cs="Times New Roman" w:eastAsia="Times New Roman" w:hAnsi="Times New Roman"/>
+          <w:sz w:val="24"/>
+          <w:szCs w:val="24"/>
+        </w:rPr>
+      </w:pPr>
+      <w:hyperlink r:id="rId26">
         <w:r>
           <w:rPr>
             <w:rFonts w:ascii="Times New Roman" w:cs="Times New Roman" w:eastAsia="Times New Roman" w:hAnsi="Times New Roman"/>
@@ -6201,16 +6427,16 @@
           <wp:inline distB="114300" distT="114300" distL="114300" distR="114300">
             <wp:extent cx="5386388" cy="3498468"/>
             <wp:effectExtent b="0" l="0" r="0" t="0"/>
-            <wp:docPr id="19" name="image17.png"/>
+            <wp:docPr id="22" name="image29.png"/>
             <a:graphic>
               <a:graphicData uri="http://schemas.openxmlformats.org/drawingml/2006/picture">
                 <pic:pic>
                   <pic:nvPicPr>
-                    <pic:cNvPr id="0" name="image17.png"/>
+                    <pic:cNvPr id="0" name="image29.png"/>
                     <pic:cNvPicPr preferRelativeResize="0"/>
                   </pic:nvPicPr>
                   <pic:blipFill>
-                    <a:blip r:embed="rId26"/>
+                    <a:blip r:embed="rId27"/>
                     <a:srcRect b="0" l="0" r="0" t="0"/>
                     <a:stretch>
                       <a:fillRect/>
@@ -6258,7 +6484,7 @@
           <w:szCs w:val="20"/>
           <w:rtl w:val="0"/>
         </w:rPr>
-        <w:t xml:space="preserve">Рис. 12 Practice# programming: Class Practice Task</w:t>
+        <w:t xml:space="preserve">Рис. 13 Practice# programming: Class Practice Task</w:t>
       </w:r>
     </w:p>
     <w:p>
@@ -6280,16 +6506,16 @@
           <wp:inline distB="114300" distT="114300" distL="114300" distR="114300">
             <wp:extent cx="5392575" cy="3668795"/>
             <wp:effectExtent b="0" l="0" r="0" t="0"/>
-            <wp:docPr id="1" name="image6.png"/>
+            <wp:docPr id="1" name="image16.png"/>
             <a:graphic>
               <a:graphicData uri="http://schemas.openxmlformats.org/drawingml/2006/picture">
                 <pic:pic>
                   <pic:nvPicPr>
-                    <pic:cNvPr id="0" name="image6.png"/>
+                    <pic:cNvPr id="0" name="image16.png"/>
                     <pic:cNvPicPr preferRelativeResize="0"/>
                   </pic:nvPicPr>
                   <pic:blipFill>
-                    <a:blip r:embed="rId27"/>
+                    <a:blip r:embed="rId28"/>
                     <a:srcRect b="0" l="0" r="0" t="0"/>
                     <a:stretch>
                       <a:fillRect/>
@@ -6334,7 +6560,7 @@
           <w:szCs w:val="20"/>
           <w:rtl w:val="0"/>
         </w:rPr>
-        <w:t xml:space="preserve">Рис. 13 Practice# programming: Class Practice Task</w:t>
+        <w:t xml:space="preserve">Рис. 14 Practice# programming: Class Practice Task</w:t>
       </w:r>
       <w:r>
         <w:rPr>
@@ -6361,16 +6587,16 @@
           <wp:inline distB="114300" distT="114300" distL="114300" distR="114300">
             <wp:extent cx="5731200" cy="2819400"/>
             <wp:effectExtent b="0" l="0" r="0" t="0"/>
-            <wp:docPr id="22" name="image26.png"/>
+            <wp:docPr id="25" name="image27.png"/>
             <a:graphic>
               <a:graphicData uri="http://schemas.openxmlformats.org/drawingml/2006/picture">
                 <pic:pic>
                   <pic:nvPicPr>
-                    <pic:cNvPr id="0" name="image26.png"/>
+                    <pic:cNvPr id="0" name="image27.png"/>
                     <pic:cNvPicPr preferRelativeResize="0"/>
                   </pic:nvPicPr>
                   <pic:blipFill>
-                    <a:blip r:embed="rId28"/>
+                    <a:blip r:embed="rId29"/>
                     <a:srcRect b="0" l="0" r="0" t="0"/>
                     <a:stretch>
                       <a:fillRect/>
@@ -6415,7 +6641,7 @@
           <w:szCs w:val="20"/>
           <w:rtl w:val="0"/>
         </w:rPr>
-        <w:t xml:space="preserve">Рис. 14 Practice# programming: Class Practice Task</w:t>
+        <w:t xml:space="preserve">Рис. 15 Practice# programming: Class Practice Task</w:t>
       </w:r>
       <w:r>
         <w:rPr>
@@ -6440,95 +6666,14 @@
         </w:rPr>
         <w:drawing>
           <wp:inline distB="114300" distT="114300" distL="114300" distR="114300">
-            <wp:extent cx="5731200" cy="3492500"/>
+            <wp:extent cx="5731200" cy="4495800"/>
             <wp:effectExtent b="0" l="0" r="0" t="0"/>
-            <wp:docPr id="10" name="image11.png"/>
+            <wp:docPr id="3" name="image24.png"/>
             <a:graphic>
               <a:graphicData uri="http://schemas.openxmlformats.org/drawingml/2006/picture">
                 <pic:pic>
                   <pic:nvPicPr>
-                    <pic:cNvPr id="0" name="image11.png"/>
-                    <pic:cNvPicPr preferRelativeResize="0"/>
-                  </pic:nvPicPr>
-                  <pic:blipFill>
-                    <a:blip r:embed="rId29"/>
-                    <a:srcRect b="0" l="0" r="0" t="0"/>
-                    <a:stretch>
-                      <a:fillRect/>
-                    </a:stretch>
-                  </pic:blipFill>
-                  <pic:spPr>
-                    <a:xfrm>
-                      <a:off x="0" y="0"/>
-                      <a:ext cx="5731200" cy="3492500"/>
-                    </a:xfrm>
-                    <a:prstGeom prst="rect"/>
-                    <a:ln/>
-                  </pic:spPr>
-                </pic:pic>
-              </a:graphicData>
-            </a:graphic>
-          </wp:inline>
-        </w:drawing>
-      </w:r>
-      <w:r>
-        <w:rPr>
-          <w:rtl w:val="0"/>
-        </w:rPr>
-      </w:r>
-    </w:p>
-    <w:p>
-      <w:pPr>
-        <w:jc w:val="center"/>
-        <w:rPr>
-          <w:rFonts w:ascii="Times New Roman" w:cs="Times New Roman" w:eastAsia="Times New Roman" w:hAnsi="Times New Roman"/>
-          <w:sz w:val="24"/>
-          <w:szCs w:val="24"/>
-        </w:rPr>
-      </w:pPr>
-      <w:r>
-        <w:rPr>
-          <w:rFonts w:ascii="Times New Roman" w:cs="Times New Roman" w:eastAsia="Times New Roman" w:hAnsi="Times New Roman"/>
-          <w:i w:val="1"/>
-          <w:iCs w:val="1"/>
-          <w:color w:val="4a86e8"/>
-          <w:sz w:val="20"/>
-          <w:szCs w:val="20"/>
-          <w:rtl w:val="0"/>
-        </w:rPr>
-        <w:t xml:space="preserve">Рис. 15 Practice# programming: Class Practice Task</w:t>
-      </w:r>
-      <w:r>
-        <w:rPr>
-          <w:rtl w:val="0"/>
-        </w:rPr>
-      </w:r>
-    </w:p>
-    <w:p>
-      <w:pPr>
-        <w:jc w:val="center"/>
-        <w:rPr>
-          <w:rFonts w:ascii="Times New Roman" w:cs="Times New Roman" w:eastAsia="Times New Roman" w:hAnsi="Times New Roman"/>
-          <w:sz w:val="24"/>
-          <w:szCs w:val="24"/>
-        </w:rPr>
-      </w:pPr>
-      <w:r>
-        <w:rPr>
-          <w:rFonts w:ascii="Times New Roman" w:cs="Times New Roman" w:eastAsia="Times New Roman" w:hAnsi="Times New Roman"/>
-          <w:sz w:val="24"/>
-          <w:szCs w:val="24"/>
-        </w:rPr>
-        <w:drawing>
-          <wp:inline distB="114300" distT="114300" distL="114300" distR="114300">
-            <wp:extent cx="5731200" cy="4699000"/>
-            <wp:effectExtent b="0" l="0" r="0" t="0"/>
-            <wp:docPr id="20" name="image22.png"/>
-            <a:graphic>
-              <a:graphicData uri="http://schemas.openxmlformats.org/drawingml/2006/picture">
-                <pic:pic>
-                  <pic:nvPicPr>
-                    <pic:cNvPr id="0" name="image22.png"/>
+                    <pic:cNvPr id="0" name="image24.png"/>
                     <pic:cNvPicPr preferRelativeResize="0"/>
                   </pic:nvPicPr>
                   <pic:blipFill>
@@ -6541,7 +6686,7 @@
                   <pic:spPr>
                     <a:xfrm>
                       <a:off x="0" y="0"/>
-                      <a:ext cx="5731200" cy="4699000"/>
+                      <a:ext cx="5731200" cy="4495800"/>
                     </a:xfrm>
                     <a:prstGeom prst="rect"/>
                     <a:ln/>
@@ -6563,14 +6708,123 @@
         <w:jc w:val="center"/>
         <w:rPr>
           <w:rFonts w:ascii="Times New Roman" w:cs="Times New Roman" w:eastAsia="Times New Roman" w:hAnsi="Times New Roman"/>
+          <w:sz w:val="24"/>
+          <w:szCs w:val="24"/>
+        </w:rPr>
+      </w:pPr>
+      <w:r>
+        <w:rPr>
+          <w:rFonts w:ascii="Times New Roman" w:cs="Times New Roman" w:eastAsia="Times New Roman" w:hAnsi="Times New Roman"/>
           <w:i w:val="1"/>
           <w:iCs w:val="1"/>
           <w:color w:val="4a86e8"/>
           <w:sz w:val="20"/>
           <w:szCs w:val="20"/>
-        </w:rPr>
-      </w:pPr>
-      <w:r>
+          <w:rtl w:val="0"/>
+        </w:rPr>
+        <w:t xml:space="preserve">Рис. 16 Practice# programming: Class Practice Task</w:t>
+      </w:r>
+      <w:r>
+        <w:rPr>
+          <w:rtl w:val="0"/>
+        </w:rPr>
+      </w:r>
+    </w:p>
+    <w:p>
+      <w:pPr>
+        <w:rPr>
+          <w:rFonts w:ascii="Times New Roman" w:cs="Times New Roman" w:eastAsia="Times New Roman" w:hAnsi="Times New Roman"/>
+          <w:sz w:val="24"/>
+          <w:szCs w:val="24"/>
+        </w:rPr>
+      </w:pPr>
+      <w:r>
+        <w:rPr>
+          <w:rFonts w:ascii="Times New Roman" w:cs="Times New Roman" w:eastAsia="Times New Roman" w:hAnsi="Times New Roman"/>
+          <w:sz w:val="24"/>
+          <w:szCs w:val="24"/>
+        </w:rPr>
+        <w:drawing>
+          <wp:inline distB="114300" distT="114300" distL="114300" distR="114300">
+            <wp:extent cx="3131894" cy="4167188"/>
+            <wp:effectExtent b="0" l="0" r="0" t="0"/>
+            <wp:docPr id="4" name="image13.png"/>
+            <a:graphic>
+              <a:graphicData uri="http://schemas.openxmlformats.org/drawingml/2006/picture">
+                <pic:pic>
+                  <pic:nvPicPr>
+                    <pic:cNvPr id="0" name="image13.png"/>
+                    <pic:cNvPicPr preferRelativeResize="0"/>
+                  </pic:nvPicPr>
+                  <pic:blipFill>
+                    <a:blip r:embed="rId31"/>
+                    <a:srcRect b="0" l="0" r="0" t="0"/>
+                    <a:stretch>
+                      <a:fillRect/>
+                    </a:stretch>
+                  </pic:blipFill>
+                  <pic:spPr>
+                    <a:xfrm>
+                      <a:off x="0" y="0"/>
+                      <a:ext cx="3131894" cy="4167188"/>
+                    </a:xfrm>
+                    <a:prstGeom prst="rect"/>
+                    <a:ln/>
+                  </pic:spPr>
+                </pic:pic>
+              </a:graphicData>
+            </a:graphic>
+          </wp:inline>
+        </w:drawing>
+      </w:r>
+      <w:r>
+        <w:rPr>
+          <w:rFonts w:ascii="Times New Roman" w:cs="Times New Roman" w:eastAsia="Times New Roman" w:hAnsi="Times New Roman"/>
+          <w:sz w:val="24"/>
+          <w:szCs w:val="24"/>
+        </w:rPr>
+        <w:drawing>
+          <wp:inline distB="114300" distT="114300" distL="114300" distR="114300">
+            <wp:extent cx="2271713" cy="1321613"/>
+            <wp:effectExtent b="0" l="0" r="0" t="0"/>
+            <wp:docPr id="23" name="image21.png"/>
+            <a:graphic>
+              <a:graphicData uri="http://schemas.openxmlformats.org/drawingml/2006/picture">
+                <pic:pic>
+                  <pic:nvPicPr>
+                    <pic:cNvPr id="0" name="image21.png"/>
+                    <pic:cNvPicPr preferRelativeResize="0"/>
+                  </pic:nvPicPr>
+                  <pic:blipFill>
+                    <a:blip r:embed="rId32"/>
+                    <a:srcRect b="0" l="0" r="0" t="0"/>
+                    <a:stretch>
+                      <a:fillRect/>
+                    </a:stretch>
+                  </pic:blipFill>
+                  <pic:spPr>
+                    <a:xfrm>
+                      <a:off x="0" y="0"/>
+                      <a:ext cx="2271713" cy="1321613"/>
+                    </a:xfrm>
+                    <a:prstGeom prst="rect"/>
+                    <a:ln/>
+                  </pic:spPr>
+                </pic:pic>
+              </a:graphicData>
+            </a:graphic>
+          </wp:inline>
+        </w:drawing>
+      </w:r>
+      <w:r>
+        <w:rPr>
+          <w:rtl w:val="0"/>
+        </w:rPr>
+      </w:r>
+    </w:p>
+    <w:p>
+      <w:pPr>
+        <w:jc w:val="center"/>
         <w:rPr>
           <w:rFonts w:ascii="Times New Roman" w:cs="Times New Roman" w:eastAsia="Times New Roman" w:hAnsi="Times New Roman"/>
           <w:i w:val="1"/>
@@ -6578,9 +6832,19 @@
           <w:color w:val="4a86e8"/>
           <w:sz w:val="20"/>
           <w:szCs w:val="20"/>
-          <w:rtl w:val="0"/>
-        </w:rPr>
-        <w:t xml:space="preserve">Рис. 16 Practice# programming: Class Practice Task</w:t>
+        </w:rPr>
+      </w:pPr>
+      <w:r>
+        <w:rPr>
+          <w:rFonts w:ascii="Times New Roman" w:cs="Times New Roman" w:eastAsia="Times New Roman" w:hAnsi="Times New Roman"/>
+          <w:i w:val="1"/>
+          <w:iCs w:val="1"/>
+          <w:color w:val="4a86e8"/>
+          <w:sz w:val="20"/>
+          <w:szCs w:val="20"/>
+          <w:rtl w:val="0"/>
+        </w:rPr>
+        <w:t xml:space="preserve">Рис. 17 Practice# programming: Class Practice Task</w:t>
       </w:r>
     </w:p>
     <w:p>
@@ -6592,7 +6856,7 @@
           <w:szCs w:val="24"/>
         </w:rPr>
       </w:pPr>
-      <w:hyperlink r:id="rId31">
+      <w:hyperlink r:id="rId33">
         <w:r>
           <w:rPr>
             <w:rFonts w:ascii="Times New Roman" w:cs="Times New Roman" w:eastAsia="Times New Roman" w:hAnsi="Times New Roman"/>
@@ -6663,16 +6927,16 @@
           <wp:inline distB="114300" distT="114300" distL="114300" distR="114300">
             <wp:extent cx="3830475" cy="2529858"/>
             <wp:effectExtent b="0" l="0" r="0" t="0"/>
-            <wp:docPr id="8" name="image18.png"/>
+            <wp:docPr id="11" name="image17.png"/>
             <a:graphic>
               <a:graphicData uri="http://schemas.openxmlformats.org/drawingml/2006/picture">
                 <pic:pic>
                   <pic:nvPicPr>
-                    <pic:cNvPr id="0" name="image18.png"/>
+                    <pic:cNvPr id="0" name="image17.png"/>
                     <pic:cNvPicPr preferRelativeResize="0"/>
                   </pic:nvPicPr>
                   <pic:blipFill>
-                    <a:blip r:embed="rId32"/>
+                    <a:blip r:embed="rId34"/>
                     <a:srcRect b="0" l="0" r="0" t="0"/>
                     <a:stretch>
                       <a:fillRect/>
@@ -6720,23 +6984,23 @@
           <w:szCs w:val="20"/>
           <w:rtl w:val="0"/>
         </w:rPr>
-        <w:t xml:space="preserve">Рис. 17 Practice# programming:  Self Practice Task 1</w:t>
-      </w:r>
-      <w:r>
-        <w:rPr>
-          <w:rtl w:val="0"/>
-        </w:rPr>
-      </w:r>
-    </w:p>
-    <w:p>
-      <w:pPr>
-        <w:rPr>
-          <w:rFonts w:ascii="Times New Roman" w:cs="Times New Roman" w:eastAsia="Times New Roman" w:hAnsi="Times New Roman"/>
-          <w:sz w:val="24"/>
-          <w:szCs w:val="24"/>
-        </w:rPr>
-      </w:pPr>
-      <w:hyperlink r:id="rId33">
+        <w:t xml:space="preserve">Рис. 18 Practice# programming:  Self Practice Task 1</w:t>
+      </w:r>
+      <w:r>
+        <w:rPr>
+          <w:rtl w:val="0"/>
+        </w:rPr>
+      </w:r>
+    </w:p>
+    <w:p>
+      <w:pPr>
+        <w:rPr>
+          <w:rFonts w:ascii="Times New Roman" w:cs="Times New Roman" w:eastAsia="Times New Roman" w:hAnsi="Times New Roman"/>
+          <w:sz w:val="24"/>
+          <w:szCs w:val="24"/>
+        </w:rPr>
+      </w:pPr>
+      <w:hyperlink r:id="rId35">
         <w:r>
           <w:rPr>
             <w:rFonts w:ascii="Times New Roman" w:cs="Times New Roman" w:eastAsia="Times New Roman" w:hAnsi="Times New Roman"/>
@@ -6806,16 +7070,16 @@
           <wp:inline distB="114300" distT="114300" distL="114300" distR="114300">
             <wp:extent cx="5514975" cy="3838575"/>
             <wp:effectExtent b="0" l="0" r="0" t="0"/>
-            <wp:docPr id="21" name="image14.png"/>
+            <wp:docPr id="24" name="image12.png"/>
             <a:graphic>
               <a:graphicData uri="http://schemas.openxmlformats.org/drawingml/2006/picture">
                 <pic:pic>
                   <pic:nvPicPr>
-                    <pic:cNvPr id="0" name="image14.png"/>
+                    <pic:cNvPr id="0" name="image12.png"/>
                     <pic:cNvPicPr preferRelativeResize="0"/>
                   </pic:nvPicPr>
                   <pic:blipFill>
-                    <a:blip r:embed="rId34"/>
+                    <a:blip r:embed="rId36"/>
                     <a:srcRect b="0" l="0" r="0" t="0"/>
                     <a:stretch>
                       <a:fillRect/>
@@ -6863,7 +7127,7 @@
           <w:szCs w:val="20"/>
           <w:rtl w:val="0"/>
         </w:rPr>
-        <w:t xml:space="preserve">Рис. 18 Practice# programming:  Self Practice Task 2</w:t>
+        <w:t xml:space="preserve">Рис. 19 Practice# programming:  Self Practice Task 2</w:t>
       </w:r>
     </w:p>
     <w:p>
@@ -6875,7 +7139,7 @@
           <w:szCs w:val="24"/>
         </w:rPr>
       </w:pPr>
-      <w:hyperlink r:id="rId35">
+      <w:hyperlink r:id="rId37">
         <w:r>
           <w:rPr>
             <w:rFonts w:ascii="Times New Roman" w:cs="Times New Roman" w:eastAsia="Times New Roman" w:hAnsi="Times New Roman"/>
@@ -6896,6 +7160,134 @@
     </w:p>
     <w:p>
       <w:pPr>
+        <w:jc w:val="left"/>
+        <w:rPr>
+          <w:rFonts w:ascii="Times New Roman" w:cs="Times New Roman" w:eastAsia="Times New Roman" w:hAnsi="Times New Roman"/>
+          <w:sz w:val="24"/>
+          <w:szCs w:val="24"/>
+        </w:rPr>
+      </w:pPr>
+      <w:r>
+        <w:rPr>
+          <w:rtl w:val="0"/>
+        </w:rPr>
+      </w:r>
+    </w:p>
+    <w:p>
+      <w:pPr>
+        <w:rPr>
+          <w:rFonts w:ascii="Times New Roman" w:cs="Times New Roman" w:eastAsia="Times New Roman" w:hAnsi="Times New Roman"/>
+          <w:sz w:val="24"/>
+          <w:szCs w:val="24"/>
+        </w:rPr>
+      </w:pPr>
+      <w:r>
+        <w:rPr>
+          <w:rFonts w:ascii="Times New Roman" w:cs="Times New Roman" w:eastAsia="Times New Roman" w:hAnsi="Times New Roman"/>
+          <w:sz w:val="24"/>
+          <w:szCs w:val="24"/>
+          <w:rtl w:val="0"/>
+        </w:rPr>
+        <w:t xml:space="preserve">Програма №6 Practice# programming:  Self Practice Task 3</w:t>
+      </w:r>
+    </w:p>
+    <w:p>
+      <w:pPr>
+        <w:rPr>
+          <w:rFonts w:ascii="Times New Roman" w:cs="Times New Roman" w:eastAsia="Times New Roman" w:hAnsi="Times New Roman"/>
+          <w:i w:val="1"/>
+          <w:iCs w:val="1"/>
+          <w:color w:val="4a86e8"/>
+          <w:sz w:val="20"/>
+          <w:szCs w:val="20"/>
+        </w:rPr>
+      </w:pPr>
+      <w:r>
+        <w:rPr>
+          <w:rFonts w:ascii="Times New Roman" w:cs="Times New Roman" w:eastAsia="Times New Roman" w:hAnsi="Times New Roman"/>
+          <w:sz w:val="24"/>
+          <w:szCs w:val="24"/>
+        </w:rPr>
+        <w:drawing>
+          <wp:inline distB="114300" distT="114300" distL="114300" distR="114300">
+            <wp:extent cx="2351066" cy="2928938"/>
+            <wp:effectExtent b="0" l="0" r="0" t="0"/>
+            <wp:docPr id="5" name="image18.png"/>
+            <a:graphic>
+              <a:graphicData uri="http://schemas.openxmlformats.org/drawingml/2006/picture">
+                <pic:pic>
+                  <pic:nvPicPr>
+                    <pic:cNvPr id="0" name="image18.png"/>
+                    <pic:cNvPicPr preferRelativeResize="0"/>
+                  </pic:nvPicPr>
+                  <pic:blipFill>
+                    <a:blip r:embed="rId38"/>
+                    <a:srcRect b="0" l="0" r="0" t="0"/>
+                    <a:stretch>
+                      <a:fillRect/>
+                    </a:stretch>
+                  </pic:blipFill>
+                  <pic:spPr>
+                    <a:xfrm>
+                      <a:off x="0" y="0"/>
+                      <a:ext cx="2351066" cy="2928938"/>
+                    </a:xfrm>
+                    <a:prstGeom prst="rect"/>
+                    <a:ln/>
+                  </pic:spPr>
+                </pic:pic>
+              </a:graphicData>
+            </a:graphic>
+          </wp:inline>
+        </w:drawing>
+      </w:r>
+      <w:r>
+        <w:rPr>
+          <w:rFonts w:ascii="Times New Roman" w:cs="Times New Roman" w:eastAsia="Times New Roman" w:hAnsi="Times New Roman"/>
+          <w:sz w:val="24"/>
+          <w:szCs w:val="24"/>
+          <w:rtl w:val="0"/>
+        </w:rPr>
+        <w:t xml:space="preserve"> </w:t>
+      </w:r>
+      <w:r>
+        <w:rPr>
+          <w:rFonts w:ascii="Times New Roman" w:cs="Times New Roman" w:eastAsia="Times New Roman" w:hAnsi="Times New Roman"/>
+          <w:i w:val="1"/>
+          <w:iCs w:val="1"/>
+          <w:color w:val="4a86e8"/>
+          <w:sz w:val="20"/>
+          <w:szCs w:val="20"/>
+          <w:rtl w:val="0"/>
+        </w:rPr>
+        <w:t xml:space="preserve">Рис. 20 Practice# programming:  Self Practice Task 2</w:t>
+      </w:r>
+    </w:p>
+    <w:p>
+      <w:pPr>
+        <w:rPr>
+          <w:rFonts w:ascii="Times New Roman" w:cs="Times New Roman" w:eastAsia="Times New Roman" w:hAnsi="Times New Roman"/>
+        </w:rPr>
+      </w:pPr>
+      <w:hyperlink r:id="rId39">
+        <w:r>
+          <w:rPr>
+            <w:rFonts w:ascii="Times New Roman" w:cs="Times New Roman" w:eastAsia="Times New Roman" w:hAnsi="Times New Roman"/>
+            <w:color w:val="1155cc"/>
+            <w:u w:val="single"/>
+            <w:rtl w:val="0"/>
+          </w:rPr>
+          <w:t xml:space="preserve">https://github.com/artificial-intelligence-department/ai_programming_playground_2026/pull/406/changes#diff-4cbb65608f60d20f91bc655d4d2e4ead98aca89e21a8e6d0ed1379159d8b0941</w:t>
+        </w:r>
+      </w:hyperlink>
+      <w:r>
+        <w:rPr>
+          <w:rtl w:val="0"/>
+        </w:rPr>
+      </w:r>
+    </w:p>
+    <w:p>
+      <w:pPr>
         <w:pStyle w:val="Heading2"/>
         <w:numPr>
           <w:ilvl w:val="0"/>
@@ -6985,16 +7377,16 @@
           <wp:inline distB="114300" distT="114300" distL="114300" distR="114300">
             <wp:extent cx="3819525" cy="828675"/>
             <wp:effectExtent b="0" l="0" r="0" t="0"/>
-            <wp:docPr id="17" name="image13.png"/>
+            <wp:docPr id="19" name="image3.png"/>
             <a:graphic>
               <a:graphicData uri="http://schemas.openxmlformats.org/drawingml/2006/picture">
                 <pic:pic>
                   <pic:nvPicPr>
-                    <pic:cNvPr id="0" name="image13.png"/>
+                    <pic:cNvPr id="0" name="image3.png"/>
                     <pic:cNvPicPr preferRelativeResize="0"/>
                   </pic:nvPicPr>
                   <pic:blipFill>
-                    <a:blip r:embed="rId36"/>
+                    <a:blip r:embed="rId40"/>
                     <a:srcRect b="0" l="0" r="0" t="0"/>
                     <a:stretch>
                       <a:fillRect/>
@@ -7039,7 +7431,7 @@
           <w:szCs w:val="20"/>
           <w:rtl w:val="0"/>
         </w:rPr>
-        <w:t xml:space="preserve">Рис. 19 Lab# programming: Lab 2</w:t>
+        <w:t xml:space="preserve">Рис. 21 Lab# programming: Lab 2</w:t>
       </w:r>
       <w:r>
         <w:rPr>
@@ -7143,16 +7535,16 @@
           <wp:inline distB="114300" distT="114300" distL="114300" distR="114300">
             <wp:extent cx="4371975" cy="2809875"/>
             <wp:effectExtent b="0" l="0" r="0" t="0"/>
-            <wp:docPr id="28" name="image29.png"/>
+            <wp:docPr id="31" name="image20.png"/>
             <a:graphic>
               <a:graphicData uri="http://schemas.openxmlformats.org/drawingml/2006/picture">
                 <pic:pic>
                   <pic:nvPicPr>
-                    <pic:cNvPr id="0" name="image29.png"/>
+                    <pic:cNvPr id="0" name="image20.png"/>
                     <pic:cNvPicPr preferRelativeResize="0"/>
                   </pic:nvPicPr>
                   <pic:blipFill>
-                    <a:blip r:embed="rId37"/>
+                    <a:blip r:embed="rId41"/>
                     <a:srcRect b="0" l="0" r="0" t="0"/>
                     <a:stretch>
                       <a:fillRect/>
@@ -7200,7 +7592,7 @@
           <w:szCs w:val="20"/>
           <w:rtl w:val="0"/>
         </w:rPr>
-        <w:t xml:space="preserve">Рис. 20 Lab# programming: Lab 3</w:t>
+        <w:t xml:space="preserve">Рис. 22 Lab# programming: Lab 3</w:t>
       </w:r>
     </w:p>
     <w:p>
@@ -7275,18 +7667,18 @@
         </w:rPr>
         <w:drawing>
           <wp:inline distB="114300" distT="114300" distL="114300" distR="114300">
-            <wp:extent cx="5731200" cy="4889500"/>
+            <wp:extent cx="4443050" cy="3786188"/>
             <wp:effectExtent b="0" l="0" r="0" t="0"/>
-            <wp:docPr id="24" name="image25.png"/>
+            <wp:docPr id="27" name="image30.png"/>
             <a:graphic>
               <a:graphicData uri="http://schemas.openxmlformats.org/drawingml/2006/picture">
                 <pic:pic>
                   <pic:nvPicPr>
-                    <pic:cNvPr id="0" name="image25.png"/>
+                    <pic:cNvPr id="0" name="image30.png"/>
                     <pic:cNvPicPr preferRelativeResize="0"/>
                   </pic:nvPicPr>
                   <pic:blipFill>
-                    <a:blip r:embed="rId38"/>
+                    <a:blip r:embed="rId42"/>
                     <a:srcRect b="0" l="0" r="0" t="0"/>
                     <a:stretch>
                       <a:fillRect/>
@@ -7295,7 +7687,7 @@
                   <pic:spPr>
                     <a:xfrm>
                       <a:off x="0" y="0"/>
-                      <a:ext cx="5731200" cy="4889500"/>
+                      <a:ext cx="4443050" cy="3786188"/>
                     </a:xfrm>
                     <a:prstGeom prst="rect"/>
                     <a:ln/>
@@ -7334,7 +7726,7 @@
           <w:szCs w:val="20"/>
           <w:rtl w:val="0"/>
         </w:rPr>
-        <w:t xml:space="preserve">Рис. 21 Practice# programming: Class Practice Task</w:t>
+        <w:t xml:space="preserve">Рис. 23 Practice# programming: Class Practice Task</w:t>
       </w:r>
     </w:p>
     <w:p>
@@ -7360,18 +7752,18 @@
         </w:rPr>
         <w:drawing>
           <wp:inline distB="114300" distT="114300" distL="114300" distR="114300">
-            <wp:extent cx="4276725" cy="5781675"/>
+            <wp:extent cx="2816579" cy="3814763"/>
             <wp:effectExtent b="0" l="0" r="0" t="0"/>
-            <wp:docPr id="3" name="image20.png"/>
+            <wp:docPr id="6" name="image6.png"/>
             <a:graphic>
               <a:graphicData uri="http://schemas.openxmlformats.org/drawingml/2006/picture">
                 <pic:pic>
                   <pic:nvPicPr>
-                    <pic:cNvPr id="0" name="image20.png"/>
+                    <pic:cNvPr id="0" name="image6.png"/>
                     <pic:cNvPicPr preferRelativeResize="0"/>
                   </pic:nvPicPr>
                   <pic:blipFill>
-                    <a:blip r:embed="rId39"/>
+                    <a:blip r:embed="rId43"/>
                     <a:srcRect b="0" l="0" r="0" t="0"/>
                     <a:stretch>
                       <a:fillRect/>
@@ -7380,7 +7772,7 @@
                   <pic:spPr>
                     <a:xfrm>
                       <a:off x="0" y="0"/>
-                      <a:ext cx="4276725" cy="5781675"/>
+                      <a:ext cx="2816579" cy="3814763"/>
                     </a:xfrm>
                     <a:prstGeom prst="rect"/>
                     <a:ln/>
@@ -7419,7 +7811,7 @@
           <w:szCs w:val="20"/>
           <w:rtl w:val="0"/>
         </w:rPr>
-        <w:t xml:space="preserve">Рис. 22 Practice# programming: Class Practice Task</w:t>
+        <w:t xml:space="preserve">Рис. 24 Practice# programming: Class Practice Task</w:t>
       </w:r>
     </w:p>
     <w:p>
@@ -7548,16 +7940,16 @@
           <wp:inline distB="114300" distT="114300" distL="114300" distR="114300">
             <wp:extent cx="1838325" cy="1009650"/>
             <wp:effectExtent b="0" l="0" r="0" t="0"/>
-            <wp:docPr id="26" name="image21.png"/>
+            <wp:docPr id="29" name="image25.png"/>
             <a:graphic>
               <a:graphicData uri="http://schemas.openxmlformats.org/drawingml/2006/picture">
                 <pic:pic>
                   <pic:nvPicPr>
-                    <pic:cNvPr id="0" name="image21.png"/>
+                    <pic:cNvPr id="0" name="image25.png"/>
                     <pic:cNvPicPr preferRelativeResize="0"/>
                   </pic:nvPicPr>
                   <pic:blipFill>
-                    <a:blip r:embed="rId40"/>
+                    <a:blip r:embed="rId44"/>
                     <a:srcRect b="0" l="0" r="0" t="0"/>
                     <a:stretch>
                       <a:fillRect/>
@@ -7605,7 +7997,7 @@
           <w:szCs w:val="20"/>
           <w:rtl w:val="0"/>
         </w:rPr>
-        <w:t xml:space="preserve">Рис. 23 Practice# programming:  Self Practice Task 1</w:t>
+        <w:t xml:space="preserve">Рис. 25 Practice# programming:  Self Practice Task 1</w:t>
       </w:r>
     </w:p>
     <w:p>
@@ -7754,16 +8146,16 @@
           <wp:inline distB="114300" distT="114300" distL="114300" distR="114300">
             <wp:extent cx="1905000" cy="781050"/>
             <wp:effectExtent b="0" l="0" r="0" t="0"/>
-            <wp:docPr id="5" name="image10.png"/>
+            <wp:docPr id="8" name="image2.png"/>
             <a:graphic>
               <a:graphicData uri="http://schemas.openxmlformats.org/drawingml/2006/picture">
                 <pic:pic>
                   <pic:nvPicPr>
-                    <pic:cNvPr id="0" name="image10.png"/>
+                    <pic:cNvPr id="0" name="image2.png"/>
                     <pic:cNvPicPr preferRelativeResize="0"/>
                   </pic:nvPicPr>
                   <pic:blipFill>
-                    <a:blip r:embed="rId41"/>
+                    <a:blip r:embed="rId45"/>
                     <a:srcRect b="0" l="0" r="0" t="0"/>
                     <a:stretch>
                       <a:fillRect/>
@@ -7811,12 +8203,48 @@
           <w:szCs w:val="20"/>
           <w:rtl w:val="0"/>
         </w:rPr>
-        <w:t xml:space="preserve">Рис. 24 Practice# programming:  Self Practice Task 2</w:t>
+        <w:t xml:space="preserve">Рис. 26 Practice# programming:  Self Practice Task 2</w:t>
       </w:r>
     </w:p>
     <w:p>
       <w:pPr>
         <w:jc w:val="left"/>
+        <w:rPr>
+          <w:rFonts w:ascii="Times New Roman" w:cs="Times New Roman" w:eastAsia="Times New Roman" w:hAnsi="Times New Roman"/>
+          <w:sz w:val="24"/>
+          <w:szCs w:val="24"/>
+        </w:rPr>
+      </w:pPr>
+      <w:r>
+        <w:rPr>
+          <w:rFonts w:ascii="Times New Roman" w:cs="Times New Roman" w:eastAsia="Times New Roman" w:hAnsi="Times New Roman"/>
+          <w:sz w:val="24"/>
+          <w:szCs w:val="24"/>
+          <w:rtl w:val="0"/>
+        </w:rPr>
+        <w:t xml:space="preserve">Витрачений час 20 хв</w:t>
+      </w:r>
+    </w:p>
+    <w:p>
+      <w:pPr>
+        <w:rPr>
+          <w:rFonts w:ascii="Times New Roman" w:cs="Times New Roman" w:eastAsia="Times New Roman" w:hAnsi="Times New Roman"/>
+          <w:sz w:val="24"/>
+          <w:szCs w:val="24"/>
+        </w:rPr>
+      </w:pPr>
+      <w:r>
+        <w:rPr>
+          <w:rFonts w:ascii="Times New Roman" w:cs="Times New Roman" w:eastAsia="Times New Roman" w:hAnsi="Times New Roman"/>
+          <w:sz w:val="24"/>
+          <w:szCs w:val="24"/>
+          <w:rtl w:val="0"/>
+        </w:rPr>
+        <w:t xml:space="preserve">Програма №6 Practice# programming:  Self Practice Task 3</w:t>
+      </w:r>
+    </w:p>
+    <w:p>
+      <w:pPr>
         <w:rPr>
           <w:rFonts w:ascii="Times New Roman" w:cs="Times New Roman" w:eastAsia="Times New Roman" w:hAnsi="Times New Roman"/>
           <w:sz w:val="24"/>
@@ -7860,30 +8288,31 @@
     <w:p>
       <w:pPr>
         <w:ind w:left="0" w:firstLine="0"/>
+        <w:jc w:val="center"/>
         <w:rPr/>
       </w:pPr>
       <w:r>
         <w:rPr>
           <w:rtl w:val="0"/>
         </w:rPr>
-        <w:t xml:space="preserve">1. </w:t>
+        <w:t xml:space="preserve"> </w:t>
       </w:r>
       <w:r>
         <w:rPr/>
         <w:drawing>
           <wp:inline distB="114300" distT="114300" distL="114300" distR="114300">
-            <wp:extent cx="5731200" cy="5181600"/>
+            <wp:extent cx="3862399" cy="3492595"/>
             <wp:effectExtent b="0" l="0" r="0" t="0"/>
-            <wp:docPr id="29" name="image28.png"/>
+            <wp:docPr id="32" name="image31.png"/>
             <a:graphic>
               <a:graphicData uri="http://schemas.openxmlformats.org/drawingml/2006/picture">
                 <pic:pic>
                   <pic:nvPicPr>
-                    <pic:cNvPr id="0" name="image28.png"/>
+                    <pic:cNvPr id="0" name="image31.png"/>
                     <pic:cNvPicPr preferRelativeResize="0"/>
                   </pic:nvPicPr>
                   <pic:blipFill>
-                    <a:blip r:embed="rId42"/>
+                    <a:blip r:embed="rId46"/>
                     <a:srcRect b="0" l="0" r="0" t="0"/>
                     <a:stretch>
                       <a:fillRect/>
@@ -7892,7 +8321,7 @@
                   <pic:spPr>
                     <a:xfrm>
                       <a:off x="0" y="0"/>
-                      <a:ext cx="5731200" cy="5181600"/>
+                      <a:ext cx="3862399" cy="3492595"/>
                     </a:xfrm>
                     <a:prstGeom prst="rect"/>
                     <a:ln/>
@@ -7911,6 +8340,7 @@
     </w:p>
     <w:p>
       <w:pPr>
+        <w:ind w:left="0" w:firstLine="0"/>
         <w:jc w:val="center"/>
         <w:rPr>
           <w:rFonts w:ascii="Times New Roman" w:cs="Times New Roman" w:eastAsia="Times New Roman" w:hAnsi="Times New Roman"/>
@@ -7931,7 +8361,7 @@
           <w:szCs w:val="20"/>
           <w:rtl w:val="0"/>
         </w:rPr>
-        <w:t xml:space="preserve">Рис. 25 Trello</w:t>
+        <w:t xml:space="preserve">Рис. 27 Trello</w:t>
       </w:r>
     </w:p>
     <w:p>
@@ -7948,14 +8378,6 @@
       </w:pPr>
       <w:r>
         <w:rPr>
-          <w:rtl w:val="0"/>
-        </w:rPr>
-      </w:r>
-    </w:p>
-    <w:p>
-      <w:pPr>
-        <w:jc w:val="center"/>
-        <w:rPr>
           <w:rFonts w:ascii="Times New Roman" w:cs="Times New Roman" w:eastAsia="Times New Roman" w:hAnsi="Times New Roman"/>
           <w:i w:val="1"/>
           <w:iCs w:val="1"/>
@@ -7963,84 +8385,20 @@
           <w:sz w:val="20"/>
           <w:szCs w:val="20"/>
         </w:rPr>
-      </w:pPr>
-      <w:r>
-        <w:rPr>
-          <w:rtl w:val="0"/>
-        </w:rPr>
-      </w:r>
-    </w:p>
-    <w:p>
-      <w:pPr>
-        <w:jc w:val="center"/>
-        <w:rPr>
-          <w:rFonts w:ascii="Times New Roman" w:cs="Times New Roman" w:eastAsia="Times New Roman" w:hAnsi="Times New Roman"/>
-          <w:i w:val="1"/>
-          <w:iCs w:val="1"/>
-          <w:color w:val="4a86e8"/>
-          <w:sz w:val="20"/>
-          <w:szCs w:val="20"/>
-        </w:rPr>
-      </w:pPr>
-      <w:r>
-        <w:rPr>
-          <w:rtl w:val="0"/>
-        </w:rPr>
-      </w:r>
-    </w:p>
-    <w:p>
-      <w:pPr>
-        <w:jc w:val="center"/>
-        <w:rPr>
-          <w:rFonts w:ascii="Times New Roman" w:cs="Times New Roman" w:eastAsia="Times New Roman" w:hAnsi="Times New Roman"/>
-          <w:i w:val="1"/>
-          <w:iCs w:val="1"/>
-          <w:color w:val="4a86e8"/>
-          <w:sz w:val="20"/>
-          <w:szCs w:val="20"/>
-        </w:rPr>
-      </w:pPr>
-      <w:r>
-        <w:rPr>
-          <w:rtl w:val="0"/>
-        </w:rPr>
-      </w:r>
-    </w:p>
-    <w:p>
-      <w:pPr>
-        <w:jc w:val="center"/>
-        <w:rPr>
-          <w:rFonts w:ascii="Times New Roman" w:cs="Times New Roman" w:eastAsia="Times New Roman" w:hAnsi="Times New Roman"/>
-          <w:i w:val="1"/>
-          <w:iCs w:val="1"/>
-          <w:color w:val="4a86e8"/>
-          <w:sz w:val="20"/>
-          <w:szCs w:val="20"/>
-        </w:rPr>
-      </w:pPr>
-      <w:r>
-        <w:rPr>
-          <w:rFonts w:ascii="Times New Roman" w:cs="Times New Roman" w:eastAsia="Times New Roman" w:hAnsi="Times New Roman"/>
-          <w:i w:val="1"/>
-          <w:iCs w:val="1"/>
-          <w:color w:val="4a86e8"/>
-          <w:sz w:val="20"/>
-          <w:szCs w:val="20"/>
-        </w:rPr>
         <w:drawing>
           <wp:inline distB="114300" distT="114300" distL="114300" distR="114300">
             <wp:extent cx="5731200" cy="2565400"/>
             <wp:effectExtent b="0" l="0" r="0" t="0"/>
-            <wp:docPr id="6" name="image19.png"/>
+            <wp:docPr id="9" name="image5.png"/>
             <a:graphic>
               <a:graphicData uri="http://schemas.openxmlformats.org/drawingml/2006/picture">
                 <pic:pic>
                   <pic:nvPicPr>
-                    <pic:cNvPr id="0" name="image19.png"/>
+                    <pic:cNvPr id="0" name="image5.png"/>
                     <pic:cNvPicPr preferRelativeResize="0"/>
                   </pic:nvPicPr>
                   <pic:blipFill>
-                    <a:blip r:embed="rId43"/>
+                    <a:blip r:embed="rId47"/>
                     <a:srcRect b="0" l="0" r="0" t="0"/>
                     <a:stretch>
                       <a:fillRect/>
@@ -8088,7 +8446,7 @@
           <w:szCs w:val="20"/>
           <w:rtl w:val="0"/>
         </w:rPr>
-        <w:t xml:space="preserve">Рис. 26 зустріч</w:t>
+        <w:t xml:space="preserve">Рис. 28 зустріч</w:t>
       </w:r>
     </w:p>
     <w:p>
@@ -8119,16 +8477,16 @@
           <wp:inline distB="114300" distT="114300" distL="114300" distR="114300">
             <wp:extent cx="5731200" cy="4597400"/>
             <wp:effectExtent b="0" l="0" r="0" t="0"/>
-            <wp:docPr id="16" name="image15.png"/>
+            <wp:docPr id="18" name="image23.png"/>
             <a:graphic>
               <a:graphicData uri="http://schemas.openxmlformats.org/drawingml/2006/picture">
                 <pic:pic>
                   <pic:nvPicPr>
-                    <pic:cNvPr id="0" name="image15.png"/>
+                    <pic:cNvPr id="0" name="image23.png"/>
                     <pic:cNvPicPr preferRelativeResize="0"/>
                   </pic:nvPicPr>
                   <pic:blipFill>
-                    <a:blip r:embed="rId44"/>
+                    <a:blip r:embed="rId48"/>
                     <a:srcRect b="0" l="0" r="0" t="0"/>
                     <a:stretch>
                       <a:fillRect/>
@@ -8176,7 +8534,7 @@
           <w:szCs w:val="20"/>
           <w:rtl w:val="0"/>
         </w:rPr>
-        <w:t xml:space="preserve">Рис. 27 Trello</w:t>
+        <w:t xml:space="preserve">Рис. 29 Trello</w:t>
       </w:r>
     </w:p>
     <w:p>
@@ -8312,16 +8670,16 @@
           <wp:inline distB="114300" distT="114300" distL="114300" distR="114300">
             <wp:extent cx="5731200" cy="2603500"/>
             <wp:effectExtent b="0" l="0" r="0" t="0"/>
-            <wp:docPr id="12" name="image3.png"/>
+            <wp:docPr id="14" name="image7.png"/>
             <a:graphic>
               <a:graphicData uri="http://schemas.openxmlformats.org/drawingml/2006/picture">
                 <pic:pic>
                   <pic:nvPicPr>
-                    <pic:cNvPr id="0" name="image3.png"/>
+                    <pic:cNvPr id="0" name="image7.png"/>
                     <pic:cNvPicPr preferRelativeResize="0"/>
                   </pic:nvPicPr>
                   <pic:blipFill>
-                    <a:blip r:embed="rId45"/>
+                    <a:blip r:embed="rId49"/>
                     <a:srcRect b="0" l="0" r="0" t="0"/>
                     <a:stretch>
                       <a:fillRect/>
@@ -8369,7 +8727,7 @@
           <w:szCs w:val="20"/>
           <w:rtl w:val="0"/>
         </w:rPr>
-        <w:t xml:space="preserve">Рис. 27 зустріч</w:t>
+        <w:t xml:space="preserve">Рис. 30 зустріч</w:t>
       </w:r>
     </w:p>
     <w:p>
@@ -8431,7 +8789,7 @@
       </w:r>
     </w:p>
     <w:sectPr>
-      <w:footerReference r:id="rId46" w:type="default"/>
+      <w:footerReference r:id="rId50" w:type="default"/>
       <w:pgSz w:h="16834" w:w="11909" w:orient="portrait"/>
       <w:pgMar w:bottom="1440" w:top="1440" w:left="1440" w:right="1440" w:header="720" w:footer="720"/>
       <w:pgNumType w:start="1"/>
@@ -10440,6 +10798,116 @@
     </w:lvl>
   </w:abstractNum>
   <w:abstractNum w:abstractNumId="19">
+    <w:lvl w:ilvl="0">
+      <w:start w:val="1"/>
+      <w:numFmt w:val="bullet"/>
+      <w:lvlText w:val="●"/>
+      <w:lvlJc w:val="left"/>
+      <w:pPr>
+        <w:ind w:left="1440" w:hanging="360"/>
+      </w:pPr>
+      <w:rPr>
+        <w:u w:val="none"/>
+      </w:rPr>
+    </w:lvl>
+    <w:lvl w:ilvl="1">
+      <w:start w:val="1"/>
+      <w:numFmt w:val="bullet"/>
+      <w:lvlText w:val="○"/>
+      <w:lvlJc w:val="left"/>
+      <w:pPr>
+        <w:ind w:left="2160" w:hanging="360"/>
+      </w:pPr>
+      <w:rPr>
+        <w:u w:val="none"/>
+      </w:rPr>
+    </w:lvl>
+    <w:lvl w:ilvl="2">
+      <w:start w:val="1"/>
+      <w:numFmt w:val="bullet"/>
+      <w:lvlText w:val="■"/>
+      <w:lvlJc w:val="left"/>
+      <w:pPr>
+        <w:ind w:left="2880" w:hanging="360"/>
+      </w:pPr>
+      <w:rPr>
+        <w:u w:val="none"/>
+      </w:rPr>
+    </w:lvl>
+    <w:lvl w:ilvl="3">
+      <w:start w:val="1"/>
+      <w:numFmt w:val="bullet"/>
+      <w:lvlText w:val="●"/>
+      <w:lvlJc w:val="left"/>
+      <w:pPr>
+        <w:ind w:left="3600" w:hanging="360"/>
+      </w:pPr>
+      <w:rPr>
+        <w:u w:val="none"/>
+      </w:rPr>
+    </w:lvl>
+    <w:lvl w:ilvl="4">
+      <w:start w:val="1"/>
+      <w:numFmt w:val="bullet"/>
+      <w:lvlText w:val="○"/>
+      <w:lvlJc w:val="left"/>
+      <w:pPr>
+        <w:ind w:left="4320" w:hanging="360"/>
+      </w:pPr>
+      <w:rPr>
+        <w:u w:val="none"/>
+      </w:rPr>
+    </w:lvl>
+    <w:lvl w:ilvl="5">
+      <w:start w:val="1"/>
+      <w:numFmt w:val="bullet"/>
+      <w:lvlText w:val="■"/>
+      <w:lvlJc w:val="left"/>
+      <w:pPr>
+        <w:ind w:left="5040" w:hanging="360"/>
+      </w:pPr>
+      <w:rPr>
+        <w:u w:val="none"/>
+      </w:rPr>
+    </w:lvl>
+    <w:lvl w:ilvl="6">
+      <w:start w:val="1"/>
+      <w:numFmt w:val="bullet"/>
+      <w:lvlText w:val="●"/>
+      <w:lvlJc w:val="left"/>
+      <w:pPr>
+        <w:ind w:left="5760" w:hanging="360"/>
+      </w:pPr>
+      <w:rPr>
+        <w:u w:val="none"/>
+      </w:rPr>
+    </w:lvl>
+    <w:lvl w:ilvl="7">
+      <w:start w:val="1"/>
+      <w:numFmt w:val="bullet"/>
+      <w:lvlText w:val="○"/>
+      <w:lvlJc w:val="left"/>
+      <w:pPr>
+        <w:ind w:left="6480" w:hanging="360"/>
+      </w:pPr>
+      <w:rPr>
+        <w:u w:val="none"/>
+      </w:rPr>
+    </w:lvl>
+    <w:lvl w:ilvl="8">
+      <w:start w:val="1"/>
+      <w:numFmt w:val="bullet"/>
+      <w:lvlText w:val="■"/>
+      <w:lvlJc w:val="left"/>
+      <w:pPr>
+        <w:ind w:left="7200" w:hanging="360"/>
+      </w:pPr>
+      <w:rPr>
+        <w:u w:val="none"/>
+      </w:rPr>
+    </w:lvl>
+  </w:abstractNum>
+  <w:abstractNum w:abstractNumId="20">
     <w:lvl w:ilvl="0">
       <w:start w:val="1"/>
       <w:numFmt w:val="bullet"/>
@@ -10605,6 +11073,9 @@
   </w:num>
   <w:num w:numId="19">
     <w:abstractNumId w:val="19"/>
+  </w:num>
+  <w:num w:numId="20">
+    <w:abstractNumId w:val="20"/>
   </w:num>
 </w:numbering>
 </file>

--- a/ai_11/vladyslav_troian/epic_3/epic_3_report_vladyslav_troian.docx
+++ b/ai_11/vladyslav_troian/epic_3/epic_3_report_vladyslav_troian.docx
@@ -82,12 +82,12 @@
           <wp:inline distB="114300" distT="114300" distL="114300" distR="114300">
             <wp:extent cx="3459000" cy="3281854"/>
             <wp:effectExtent b="0" l="0" r="0" t="0"/>
-            <wp:docPr id="12" name="image1.png"/>
+            <wp:docPr id="12" name="image2.png"/>
             <a:graphic>
               <a:graphicData uri="http://schemas.openxmlformats.org/drawingml/2006/picture">
                 <pic:pic>
                   <pic:nvPicPr>
-                    <pic:cNvPr id="0" name="image1.png"/>
+                    <pic:cNvPr id="0" name="image2.png"/>
                     <pic:cNvPicPr preferRelativeResize="0"/>
                   </pic:nvPicPr>
                   <pic:blipFill>
@@ -3910,12 +3910,12 @@
           <wp:inline distB="114300" distT="114300" distL="114300" distR="114300">
             <wp:extent cx="5731200" cy="2921000"/>
             <wp:effectExtent b="0" l="0" r="0" t="0"/>
-            <wp:docPr id="17" name="image19.png"/>
+            <wp:docPr id="17" name="image26.png"/>
             <a:graphic>
               <a:graphicData uri="http://schemas.openxmlformats.org/drawingml/2006/picture">
                 <pic:pic>
                   <pic:nvPicPr>
-                    <pic:cNvPr id="0" name="image19.png"/>
+                    <pic:cNvPr id="0" name="image26.png"/>
                     <pic:cNvPicPr preferRelativeResize="0"/>
                   </pic:nvPicPr>
                   <pic:blipFill>
@@ -4032,12 +4032,12 @@
           <wp:inline distB="114300" distT="114300" distL="114300" distR="114300">
             <wp:extent cx="5731200" cy="2692400"/>
             <wp:effectExtent b="0" l="0" r="0" t="0"/>
-            <wp:docPr id="13" name="image22.png"/>
+            <wp:docPr id="13" name="image23.png"/>
             <a:graphic>
               <a:graphicData uri="http://schemas.openxmlformats.org/drawingml/2006/picture">
                 <pic:pic>
                   <pic:nvPicPr>
-                    <pic:cNvPr id="0" name="image22.png"/>
+                    <pic:cNvPr id="0" name="image23.png"/>
                     <pic:cNvPicPr preferRelativeResize="0"/>
                   </pic:nvPicPr>
                   <pic:blipFill>
@@ -4258,12 +4258,12 @@
           <wp:inline distB="114300" distT="114300" distL="114300" distR="114300">
             <wp:extent cx="5731200" cy="2717800"/>
             <wp:effectExtent b="0" l="0" r="0" t="0"/>
-            <wp:docPr id="21" name="image32.png"/>
+            <wp:docPr id="21" name="image30.png"/>
             <a:graphic>
               <a:graphicData uri="http://schemas.openxmlformats.org/drawingml/2006/picture">
                 <pic:pic>
                   <pic:nvPicPr>
-                    <pic:cNvPr id="0" name="image32.png"/>
+                    <pic:cNvPr id="0" name="image30.png"/>
                     <pic:cNvPicPr preferRelativeResize="0"/>
                   </pic:nvPicPr>
                   <pic:blipFill>
@@ -4600,12 +4600,12 @@
           <wp:inline distB="114300" distT="114300" distL="114300" distR="114300">
             <wp:extent cx="5381338" cy="7626720"/>
             <wp:effectExtent b="0" l="0" r="0" t="0"/>
-            <wp:docPr id="28" name="image14.png"/>
+            <wp:docPr id="28" name="image21.png"/>
             <a:graphic>
               <a:graphicData uri="http://schemas.openxmlformats.org/drawingml/2006/picture">
                 <pic:pic>
                   <pic:nvPicPr>
-                    <pic:cNvPr id="0" name="image14.png"/>
+                    <pic:cNvPr id="0" name="image21.png"/>
                     <pic:cNvPicPr preferRelativeResize="0"/>
                   </pic:nvPicPr>
                   <pic:blipFill>
@@ -4703,12 +4703,12 @@
           <wp:inline distB="114300" distT="114300" distL="114300" distR="114300">
             <wp:extent cx="5731200" cy="8115300"/>
             <wp:effectExtent b="0" l="0" r="0" t="0"/>
-            <wp:docPr id="7" name="image9.png"/>
+            <wp:docPr id="7" name="image1.png"/>
             <a:graphic>
               <a:graphicData uri="http://schemas.openxmlformats.org/drawingml/2006/picture">
                 <pic:pic>
                   <pic:nvPicPr>
-                    <pic:cNvPr id="0" name="image9.png"/>
+                    <pic:cNvPr id="0" name="image1.png"/>
                     <pic:cNvPicPr preferRelativeResize="0"/>
                   </pic:nvPicPr>
                   <pic:blipFill>
@@ -4842,12 +4842,12 @@
           <wp:inline distB="114300" distT="114300" distL="114300" distR="114300">
             <wp:extent cx="5731200" cy="8115300"/>
             <wp:effectExtent b="0" l="0" r="0" t="0"/>
-            <wp:docPr id="2" name="image8.png"/>
+            <wp:docPr id="2" name="image10.png"/>
             <a:graphic>
               <a:graphicData uri="http://schemas.openxmlformats.org/drawingml/2006/picture">
                 <pic:pic>
                   <pic:nvPicPr>
-                    <pic:cNvPr id="0" name="image8.png"/>
+                    <pic:cNvPr id="0" name="image10.png"/>
                     <pic:cNvPicPr preferRelativeResize="0"/>
                   </pic:nvPicPr>
                   <pic:blipFill>
@@ -4981,12 +4981,12 @@
           <wp:inline distB="114300" distT="114300" distL="114300" distR="114300">
             <wp:extent cx="5734050" cy="5705475"/>
             <wp:effectExtent b="0" l="0" r="0" t="0"/>
-            <wp:docPr id="30" name="image26.png"/>
+            <wp:docPr id="30" name="image16.png"/>
             <a:graphic>
               <a:graphicData uri="http://schemas.openxmlformats.org/drawingml/2006/picture">
                 <pic:pic>
                   <pic:nvPicPr>
-                    <pic:cNvPr id="0" name="image26.png"/>
+                    <pic:cNvPr id="0" name="image16.png"/>
                     <pic:cNvPicPr preferRelativeResize="0"/>
                   </pic:nvPicPr>
                   <pic:blipFill>
@@ -5372,12 +5372,12 @@
           <wp:inline distB="114300" distT="114300" distL="114300" distR="114300">
             <wp:extent cx="5731200" cy="8115300"/>
             <wp:effectExtent b="0" l="0" r="0" t="0"/>
-            <wp:docPr id="20" name="image4.png"/>
+            <wp:docPr id="20" name="image5.png"/>
             <a:graphic>
               <a:graphicData uri="http://schemas.openxmlformats.org/drawingml/2006/picture">
                 <pic:pic>
                   <pic:nvPicPr>
-                    <pic:cNvPr id="0" name="image4.png"/>
+                    <pic:cNvPr id="0" name="image5.png"/>
                     <pic:cNvPicPr preferRelativeResize="0"/>
                   </pic:nvPicPr>
                   <pic:blipFill>
@@ -5511,12 +5511,12 @@
           <wp:inline distB="114300" distT="114300" distL="114300" distR="114300">
             <wp:extent cx="5731200" cy="8115300"/>
             <wp:effectExtent b="0" l="0" r="0" t="0"/>
-            <wp:docPr id="26" name="image15.png"/>
+            <wp:docPr id="26" name="image8.png"/>
             <a:graphic>
               <a:graphicData uri="http://schemas.openxmlformats.org/drawingml/2006/picture">
                 <pic:pic>
                   <pic:nvPicPr>
-                    <pic:cNvPr id="0" name="image15.png"/>
+                    <pic:cNvPr id="0" name="image8.png"/>
                     <pic:cNvPicPr preferRelativeResize="0"/>
                   </pic:nvPicPr>
                   <pic:blipFill>
@@ -5650,12 +5650,12 @@
           <wp:inline distB="114300" distT="114300" distL="114300" distR="114300">
             <wp:extent cx="5734050" cy="4010025"/>
             <wp:effectExtent b="0" l="0" r="0" t="0"/>
-            <wp:docPr id="10" name="image10.png"/>
+            <wp:docPr id="10" name="image18.png"/>
             <a:graphic>
               <a:graphicData uri="http://schemas.openxmlformats.org/drawingml/2006/picture">
                 <pic:pic>
                   <pic:nvPicPr>
-                    <pic:cNvPr id="0" name="image10.png"/>
+                    <pic:cNvPr id="0" name="image18.png"/>
                     <pic:cNvPicPr preferRelativeResize="0"/>
                   </pic:nvPicPr>
                   <pic:blipFill>
@@ -6270,12 +6270,12 @@
           <wp:inline distB="114300" distT="114300" distL="114300" distR="114300">
             <wp:extent cx="5134726" cy="3332409"/>
             <wp:effectExtent b="0" l="0" r="0" t="0"/>
-            <wp:docPr id="16" name="image28.png"/>
+            <wp:docPr id="16" name="image27.png"/>
             <a:graphic>
               <a:graphicData uri="http://schemas.openxmlformats.org/drawingml/2006/picture">
                 <pic:pic>
                   <pic:nvPicPr>
-                    <pic:cNvPr id="0" name="image28.png"/>
+                    <pic:cNvPr id="0" name="image27.png"/>
                     <pic:cNvPicPr preferRelativeResize="0"/>
                   </pic:nvPicPr>
                   <pic:blipFill>
@@ -6427,12 +6427,12 @@
           <wp:inline distB="114300" distT="114300" distL="114300" distR="114300">
             <wp:extent cx="5386388" cy="3498468"/>
             <wp:effectExtent b="0" l="0" r="0" t="0"/>
-            <wp:docPr id="22" name="image29.png"/>
+            <wp:docPr id="22" name="image32.png"/>
             <a:graphic>
               <a:graphicData uri="http://schemas.openxmlformats.org/drawingml/2006/picture">
                 <pic:pic>
                   <pic:nvPicPr>
-                    <pic:cNvPr id="0" name="image29.png"/>
+                    <pic:cNvPr id="0" name="image32.png"/>
                     <pic:cNvPicPr preferRelativeResize="0"/>
                   </pic:nvPicPr>
                   <pic:blipFill>
@@ -6506,12 +6506,12 @@
           <wp:inline distB="114300" distT="114300" distL="114300" distR="114300">
             <wp:extent cx="5392575" cy="3668795"/>
             <wp:effectExtent b="0" l="0" r="0" t="0"/>
-            <wp:docPr id="1" name="image16.png"/>
+            <wp:docPr id="1" name="image22.png"/>
             <a:graphic>
               <a:graphicData uri="http://schemas.openxmlformats.org/drawingml/2006/picture">
                 <pic:pic>
                   <pic:nvPicPr>
-                    <pic:cNvPr id="0" name="image16.png"/>
+                    <pic:cNvPr id="0" name="image22.png"/>
                     <pic:cNvPicPr preferRelativeResize="0"/>
                   </pic:nvPicPr>
                   <pic:blipFill>
@@ -6587,12 +6587,12 @@
           <wp:inline distB="114300" distT="114300" distL="114300" distR="114300">
             <wp:extent cx="5731200" cy="2819400"/>
             <wp:effectExtent b="0" l="0" r="0" t="0"/>
-            <wp:docPr id="25" name="image27.png"/>
+            <wp:docPr id="25" name="image28.png"/>
             <a:graphic>
               <a:graphicData uri="http://schemas.openxmlformats.org/drawingml/2006/picture">
                 <pic:pic>
                   <pic:nvPicPr>
-                    <pic:cNvPr id="0" name="image27.png"/>
+                    <pic:cNvPr id="0" name="image28.png"/>
                     <pic:cNvPicPr preferRelativeResize="0"/>
                   </pic:nvPicPr>
                   <pic:blipFill>
@@ -6668,12 +6668,12 @@
           <wp:inline distB="114300" distT="114300" distL="114300" distR="114300">
             <wp:extent cx="5731200" cy="4495800"/>
             <wp:effectExtent b="0" l="0" r="0" t="0"/>
-            <wp:docPr id="3" name="image24.png"/>
+            <wp:docPr id="3" name="image25.png"/>
             <a:graphic>
               <a:graphicData uri="http://schemas.openxmlformats.org/drawingml/2006/picture">
                 <pic:pic>
                   <pic:nvPicPr>
-                    <pic:cNvPr id="0" name="image24.png"/>
+                    <pic:cNvPr id="0" name="image25.png"/>
                     <pic:cNvPicPr preferRelativeResize="0"/>
                   </pic:nvPicPr>
                   <pic:blipFill>
@@ -6746,14 +6746,14 @@
         </w:rPr>
         <w:drawing>
           <wp:inline distB="114300" distT="114300" distL="114300" distR="114300">
-            <wp:extent cx="3131894" cy="4167188"/>
+            <wp:extent cx="3020375" cy="3509963"/>
             <wp:effectExtent b="0" l="0" r="0" t="0"/>
-            <wp:docPr id="4" name="image13.png"/>
+            <wp:docPr id="23" name="image29.png"/>
             <a:graphic>
               <a:graphicData uri="http://schemas.openxmlformats.org/drawingml/2006/picture">
                 <pic:pic>
                   <pic:nvPicPr>
-                    <pic:cNvPr id="0" name="image13.png"/>
+                    <pic:cNvPr id="0" name="image29.png"/>
                     <pic:cNvPicPr preferRelativeResize="0"/>
                   </pic:nvPicPr>
                   <pic:blipFill>
@@ -6766,7 +6766,7 @@
                   <pic:spPr>
                     <a:xfrm>
                       <a:off x="0" y="0"/>
-                      <a:ext cx="3131894" cy="4167188"/>
+                      <a:ext cx="3020375" cy="3509963"/>
                     </a:xfrm>
                     <a:prstGeom prst="rect"/>
                     <a:ln/>
@@ -6785,14 +6785,14 @@
         </w:rPr>
         <w:drawing>
           <wp:inline distB="114300" distT="114300" distL="114300" distR="114300">
-            <wp:extent cx="2271713" cy="1321613"/>
+            <wp:extent cx="3005138" cy="2114550"/>
             <wp:effectExtent b="0" l="0" r="0" t="0"/>
-            <wp:docPr id="23" name="image21.png"/>
+            <wp:docPr id="5" name="image9.png"/>
             <a:graphic>
               <a:graphicData uri="http://schemas.openxmlformats.org/drawingml/2006/picture">
                 <pic:pic>
                   <pic:nvPicPr>
-                    <pic:cNvPr id="0" name="image21.png"/>
+                    <pic:cNvPr id="0" name="image9.png"/>
                     <pic:cNvPicPr preferRelativeResize="0"/>
                   </pic:nvPicPr>
                   <pic:blipFill>
@@ -6805,7 +6805,7 @@
                   <pic:spPr>
                     <a:xfrm>
                       <a:off x="0" y="0"/>
-                      <a:ext cx="2271713" cy="1321613"/>
+                      <a:ext cx="3005138" cy="2114550"/>
                     </a:xfrm>
                     <a:prstGeom prst="rect"/>
                     <a:ln/>
@@ -6927,12 +6927,12 @@
           <wp:inline distB="114300" distT="114300" distL="114300" distR="114300">
             <wp:extent cx="3830475" cy="2529858"/>
             <wp:effectExtent b="0" l="0" r="0" t="0"/>
-            <wp:docPr id="11" name="image17.png"/>
+            <wp:docPr id="11" name="image15.png"/>
             <a:graphic>
               <a:graphicData uri="http://schemas.openxmlformats.org/drawingml/2006/picture">
                 <pic:pic>
                   <pic:nvPicPr>
-                    <pic:cNvPr id="0" name="image17.png"/>
+                    <pic:cNvPr id="0" name="image15.png"/>
                     <pic:cNvPicPr preferRelativeResize="0"/>
                   </pic:nvPicPr>
                   <pic:blipFill>
@@ -7193,13 +7193,11 @@
     </w:p>
     <w:p>
       <w:pPr>
-        <w:rPr>
-          <w:rFonts w:ascii="Times New Roman" w:cs="Times New Roman" w:eastAsia="Times New Roman" w:hAnsi="Times New Roman"/>
-          <w:i w:val="1"/>
-          <w:iCs w:val="1"/>
-          <w:color w:val="4a86e8"/>
-          <w:sz w:val="20"/>
-          <w:szCs w:val="20"/>
+        <w:jc w:val="center"/>
+        <w:rPr>
+          <w:rFonts w:ascii="Times New Roman" w:cs="Times New Roman" w:eastAsia="Times New Roman" w:hAnsi="Times New Roman"/>
+          <w:sz w:val="24"/>
+          <w:szCs w:val="24"/>
         </w:rPr>
       </w:pPr>
       <w:r>
@@ -7210,14 +7208,14 @@
         </w:rPr>
         <w:drawing>
           <wp:inline distB="114300" distT="114300" distL="114300" distR="114300">
-            <wp:extent cx="2351066" cy="2928938"/>
+            <wp:extent cx="4342519" cy="5414963"/>
             <wp:effectExtent b="0" l="0" r="0" t="0"/>
-            <wp:docPr id="5" name="image18.png"/>
+            <wp:docPr id="4" name="image17.png"/>
             <a:graphic>
               <a:graphicData uri="http://schemas.openxmlformats.org/drawingml/2006/picture">
                 <pic:pic>
                   <pic:nvPicPr>
-                    <pic:cNvPr id="0" name="image18.png"/>
+                    <pic:cNvPr id="0" name="image17.png"/>
                     <pic:cNvPicPr preferRelativeResize="0"/>
                   </pic:nvPicPr>
                   <pic:blipFill>
@@ -7230,7 +7228,7 @@
                   <pic:spPr>
                     <a:xfrm>
                       <a:off x="0" y="0"/>
-                      <a:ext cx="2351066" cy="2928938"/>
+                      <a:ext cx="4342519" cy="5414963"/>
                     </a:xfrm>
                     <a:prstGeom prst="rect"/>
                     <a:ln/>
@@ -7250,6 +7248,19 @@
         </w:rPr>
         <w:t xml:space="preserve"> </w:t>
       </w:r>
+    </w:p>
+    <w:p>
+      <w:pPr>
+        <w:jc w:val="center"/>
+        <w:rPr>
+          <w:rFonts w:ascii="Times New Roman" w:cs="Times New Roman" w:eastAsia="Times New Roman" w:hAnsi="Times New Roman"/>
+          <w:i w:val="1"/>
+          <w:iCs w:val="1"/>
+          <w:color w:val="4a86e8"/>
+          <w:sz w:val="20"/>
+          <w:szCs w:val="20"/>
+        </w:rPr>
+      </w:pPr>
       <w:r>
         <w:rPr>
           <w:rFonts w:ascii="Times New Roman" w:cs="Times New Roman" w:eastAsia="Times New Roman" w:hAnsi="Times New Roman"/>
@@ -7475,6 +7486,26 @@
     </w:p>
     <w:p>
       <w:pPr>
+        <w:rPr/>
+      </w:pPr>
+      <w:r>
+        <w:rPr>
+          <w:rtl w:val="0"/>
+        </w:rPr>
+      </w:r>
+    </w:p>
+    <w:p>
+      <w:pPr>
+        <w:rPr/>
+      </w:pPr>
+      <w:r>
+        <w:rPr>
+          <w:rtl w:val="0"/>
+        </w:rPr>
+      </w:r>
+    </w:p>
+    <w:p>
+      <w:pPr>
         <w:rPr>
           <w:rFonts w:ascii="Times New Roman" w:cs="Times New Roman" w:eastAsia="Times New Roman" w:hAnsi="Times New Roman"/>
           <w:sz w:val="24"/>
@@ -7669,12 +7700,12 @@
           <wp:inline distB="114300" distT="114300" distL="114300" distR="114300">
             <wp:extent cx="4443050" cy="3786188"/>
             <wp:effectExtent b="0" l="0" r="0" t="0"/>
-            <wp:docPr id="27" name="image30.png"/>
+            <wp:docPr id="27" name="image24.png"/>
             <a:graphic>
               <a:graphicData uri="http://schemas.openxmlformats.org/drawingml/2006/picture">
                 <pic:pic>
                   <pic:nvPicPr>
-                    <pic:cNvPr id="0" name="image30.png"/>
+                    <pic:cNvPr id="0" name="image24.png"/>
                     <pic:cNvPicPr preferRelativeResize="0"/>
                   </pic:nvPicPr>
                   <pic:blipFill>
@@ -7754,12 +7785,12 @@
           <wp:inline distB="114300" distT="114300" distL="114300" distR="114300">
             <wp:extent cx="2816579" cy="3814763"/>
             <wp:effectExtent b="0" l="0" r="0" t="0"/>
-            <wp:docPr id="6" name="image6.png"/>
+            <wp:docPr id="6" name="image7.png"/>
             <a:graphic>
               <a:graphicData uri="http://schemas.openxmlformats.org/drawingml/2006/picture">
                 <pic:pic>
                   <pic:nvPicPr>
-                    <pic:cNvPr id="0" name="image6.png"/>
+                    <pic:cNvPr id="0" name="image7.png"/>
                     <pic:cNvPicPr preferRelativeResize="0"/>
                   </pic:nvPicPr>
                   <pic:blipFill>
@@ -7940,12 +7971,12 @@
           <wp:inline distB="114300" distT="114300" distL="114300" distR="114300">
             <wp:extent cx="1838325" cy="1009650"/>
             <wp:effectExtent b="0" l="0" r="0" t="0"/>
-            <wp:docPr id="29" name="image25.png"/>
+            <wp:docPr id="29" name="image14.png"/>
             <a:graphic>
               <a:graphicData uri="http://schemas.openxmlformats.org/drawingml/2006/picture">
                 <pic:pic>
                   <pic:nvPicPr>
-                    <pic:cNvPr id="0" name="image25.png"/>
+                    <pic:cNvPr id="0" name="image14.png"/>
                     <pic:cNvPicPr preferRelativeResize="0"/>
                   </pic:nvPicPr>
                   <pic:blipFill>
@@ -8146,12 +8177,12 @@
           <wp:inline distB="114300" distT="114300" distL="114300" distR="114300">
             <wp:extent cx="1905000" cy="781050"/>
             <wp:effectExtent b="0" l="0" r="0" t="0"/>
-            <wp:docPr id="8" name="image2.png"/>
+            <wp:docPr id="8" name="image4.png"/>
             <a:graphic>
               <a:graphicData uri="http://schemas.openxmlformats.org/drawingml/2006/picture">
                 <pic:pic>
                   <pic:nvPicPr>
-                    <pic:cNvPr id="0" name="image2.png"/>
+                    <pic:cNvPr id="0" name="image4.png"/>
                     <pic:cNvPicPr preferRelativeResize="0"/>
                   </pic:nvPicPr>
                   <pic:blipFill>
@@ -8389,12 +8420,12 @@
           <wp:inline distB="114300" distT="114300" distL="114300" distR="114300">
             <wp:extent cx="5731200" cy="2565400"/>
             <wp:effectExtent b="0" l="0" r="0" t="0"/>
-            <wp:docPr id="9" name="image5.png"/>
+            <wp:docPr id="9" name="image6.png"/>
             <a:graphic>
               <a:graphicData uri="http://schemas.openxmlformats.org/drawingml/2006/picture">
                 <pic:pic>
                   <pic:nvPicPr>
-                    <pic:cNvPr id="0" name="image5.png"/>
+                    <pic:cNvPr id="0" name="image6.png"/>
                     <pic:cNvPicPr preferRelativeResize="0"/>
                   </pic:nvPicPr>
                   <pic:blipFill>
@@ -8477,12 +8508,12 @@
           <wp:inline distB="114300" distT="114300" distL="114300" distR="114300">
             <wp:extent cx="5731200" cy="4597400"/>
             <wp:effectExtent b="0" l="0" r="0" t="0"/>
-            <wp:docPr id="18" name="image23.png"/>
+            <wp:docPr id="18" name="image19.png"/>
             <a:graphic>
               <a:graphicData uri="http://schemas.openxmlformats.org/drawingml/2006/picture">
                 <pic:pic>
                   <pic:nvPicPr>
-                    <pic:cNvPr id="0" name="image23.png"/>
+                    <pic:cNvPr id="0" name="image19.png"/>
                     <pic:cNvPicPr preferRelativeResize="0"/>
                   </pic:nvPicPr>
                   <pic:blipFill>
@@ -8587,14 +8618,6 @@
       </w:pPr>
       <w:r>
         <w:rPr>
-          <w:rtl w:val="0"/>
-        </w:rPr>
-      </w:r>
-    </w:p>
-    <w:p>
-      <w:pPr>
-        <w:jc w:val="center"/>
-        <w:rPr>
           <w:rFonts w:ascii="Times New Roman" w:cs="Times New Roman" w:eastAsia="Times New Roman" w:hAnsi="Times New Roman"/>
           <w:i w:val="1"/>
           <w:iCs w:val="1"/>
@@ -8602,80 +8625,16 @@
           <w:sz w:val="20"/>
           <w:szCs w:val="20"/>
         </w:rPr>
-      </w:pPr>
-      <w:r>
-        <w:rPr>
-          <w:rtl w:val="0"/>
-        </w:rPr>
-      </w:r>
-    </w:p>
-    <w:p>
-      <w:pPr>
-        <w:jc w:val="center"/>
-        <w:rPr>
-          <w:rFonts w:ascii="Times New Roman" w:cs="Times New Roman" w:eastAsia="Times New Roman" w:hAnsi="Times New Roman"/>
-          <w:i w:val="1"/>
-          <w:iCs w:val="1"/>
-          <w:color w:val="4a86e8"/>
-          <w:sz w:val="20"/>
-          <w:szCs w:val="20"/>
-        </w:rPr>
-      </w:pPr>
-      <w:r>
-        <w:rPr>
-          <w:rtl w:val="0"/>
-        </w:rPr>
-      </w:r>
-    </w:p>
-    <w:p>
-      <w:pPr>
-        <w:jc w:val="center"/>
-        <w:rPr>
-          <w:rFonts w:ascii="Times New Roman" w:cs="Times New Roman" w:eastAsia="Times New Roman" w:hAnsi="Times New Roman"/>
-          <w:i w:val="1"/>
-          <w:iCs w:val="1"/>
-          <w:color w:val="4a86e8"/>
-          <w:sz w:val="20"/>
-          <w:szCs w:val="20"/>
-        </w:rPr>
-      </w:pPr>
-      <w:r>
-        <w:rPr>
-          <w:rtl w:val="0"/>
-        </w:rPr>
-      </w:r>
-    </w:p>
-    <w:p>
-      <w:pPr>
-        <w:jc w:val="center"/>
-        <w:rPr>
-          <w:rFonts w:ascii="Times New Roman" w:cs="Times New Roman" w:eastAsia="Times New Roman" w:hAnsi="Times New Roman"/>
-          <w:i w:val="1"/>
-          <w:iCs w:val="1"/>
-          <w:color w:val="4a86e8"/>
-          <w:sz w:val="20"/>
-          <w:szCs w:val="20"/>
-        </w:rPr>
-      </w:pPr>
-      <w:r>
-        <w:rPr>
-          <w:rFonts w:ascii="Times New Roman" w:cs="Times New Roman" w:eastAsia="Times New Roman" w:hAnsi="Times New Roman"/>
-          <w:i w:val="1"/>
-          <w:iCs w:val="1"/>
-          <w:color w:val="4a86e8"/>
-          <w:sz w:val="20"/>
-          <w:szCs w:val="20"/>
-        </w:rPr>
         <w:drawing>
           <wp:inline distB="114300" distT="114300" distL="114300" distR="114300">
             <wp:extent cx="5731200" cy="2603500"/>
             <wp:effectExtent b="0" l="0" r="0" t="0"/>
-            <wp:docPr id="14" name="image7.png"/>
+            <wp:docPr id="14" name="image13.png"/>
             <a:graphic>
               <a:graphicData uri="http://schemas.openxmlformats.org/drawingml/2006/picture">
                 <pic:pic>
                   <pic:nvPicPr>
-                    <pic:cNvPr id="0" name="image7.png"/>
+                    <pic:cNvPr id="0" name="image13.png"/>
                     <pic:cNvPicPr preferRelativeResize="0"/>
                   </pic:nvPicPr>
                   <pic:blipFill>
@@ -8739,6 +8698,23 @@
           <w:bCs w:val="1"/>
           <w:sz w:val="28"/>
           <w:szCs w:val="28"/>
+        </w:rPr>
+      </w:pPr>
+      <w:r>
+        <w:rPr>
+          <w:rtl w:val="0"/>
+        </w:rPr>
+      </w:r>
+    </w:p>
+    <w:p>
+      <w:pPr>
+        <w:jc w:val="left"/>
+        <w:rPr>
+          <w:rFonts w:ascii="Times New Roman" w:cs="Times New Roman" w:eastAsia="Times New Roman" w:hAnsi="Times New Roman"/>
+          <w:b w:val="1"/>
+          <w:bCs w:val="1"/>
+          <w:sz w:val="32"/>
+          <w:szCs w:val="32"/>
         </w:rPr>
       </w:pPr>
       <w:r>
